--- a/ai-demo/ReadMe.docx
+++ b/ai-demo/ReadMe.docx
@@ -195,6 +195,1090 @@
         </w:rPr>
       </w:pPr>
     </w:p>
+    <w:p>
+      <w:pPr>
+        <w:rPr>
+          <w:rFonts w:ascii="Menlo" w:hAnsi="Menlo" w:cs="Menlo"/>
+          <w:color w:val="E0E0E0"/>
+          <w:kern w:val="0"/>
+          <w:sz w:val="30"/>
+          <w:szCs w:val="30"/>
+        </w:rPr>
+      </w:pPr>
+      <w:r>
+        <w:rPr>
+          <w:rFonts w:ascii="Menlo" w:hAnsi="Menlo" w:cs="Menlo"/>
+          <w:color w:val="E0E0E0"/>
+          <w:kern w:val="0"/>
+          <w:sz w:val="30"/>
+          <w:szCs w:val="30"/>
+        </w:rPr>
+        <w:t>both commands are same</w:t>
+      </w:r>
+    </w:p>
+    <w:p>
+      <w:pPr>
+        <w:rPr>
+          <w:rFonts w:ascii="Menlo" w:hAnsi="Menlo" w:cs="Menlo"/>
+          <w:color w:val="E0E0E0"/>
+          <w:kern w:val="0"/>
+          <w:sz w:val="30"/>
+          <w:szCs w:val="30"/>
+        </w:rPr>
+      </w:pPr>
+      <w:proofErr w:type="spellStart"/>
+      <w:r>
+        <w:rPr>
+          <w:rFonts w:ascii="Menlo" w:hAnsi="Menlo" w:cs="Menlo"/>
+          <w:color w:val="E0E0E0"/>
+          <w:kern w:val="0"/>
+          <w:sz w:val="30"/>
+          <w:szCs w:val="30"/>
+        </w:rPr>
+        <w:t>ollama</w:t>
+      </w:r>
+      <w:proofErr w:type="spellEnd"/>
+      <w:r>
+        <w:rPr>
+          <w:rFonts w:ascii="Menlo" w:hAnsi="Menlo" w:cs="Menlo"/>
+          <w:color w:val="E0E0E0"/>
+          <w:kern w:val="0"/>
+          <w:sz w:val="30"/>
+          <w:szCs w:val="30"/>
+        </w:rPr>
+        <w:t xml:space="preserve"> ls</w:t>
+      </w:r>
+      <w:r>
+        <w:rPr>
+          <w:rFonts w:ascii="Menlo" w:hAnsi="Menlo" w:cs="Menlo"/>
+          <w:color w:val="E0E0E0"/>
+          <w:kern w:val="0"/>
+          <w:sz w:val="30"/>
+          <w:szCs w:val="30"/>
+        </w:rPr>
+        <w:t xml:space="preserve"> =</w:t>
+      </w:r>
+      <w:r>
+        <w:rPr>
+          <w:rFonts w:ascii="Menlo" w:hAnsi="Menlo" w:cs="Menlo"/>
+          <w:color w:val="E0E0E0"/>
+          <w:kern w:val="0"/>
+          <w:sz w:val="30"/>
+          <w:szCs w:val="30"/>
+        </w:rPr>
+        <w:t xml:space="preserve"> </w:t>
+      </w:r>
+      <w:proofErr w:type="spellStart"/>
+      <w:r>
+        <w:rPr>
+          <w:rFonts w:ascii="Menlo" w:hAnsi="Menlo" w:cs="Menlo"/>
+          <w:color w:val="E0E0E0"/>
+          <w:kern w:val="0"/>
+          <w:sz w:val="30"/>
+          <w:szCs w:val="30"/>
+        </w:rPr>
+        <w:t>ollama</w:t>
+      </w:r>
+      <w:proofErr w:type="spellEnd"/>
+      <w:r>
+        <w:rPr>
+          <w:rFonts w:ascii="Menlo" w:hAnsi="Menlo" w:cs="Menlo"/>
+          <w:color w:val="E0E0E0"/>
+          <w:kern w:val="0"/>
+          <w:sz w:val="30"/>
+          <w:szCs w:val="30"/>
+        </w:rPr>
+        <w:t xml:space="preserve"> l</w:t>
+      </w:r>
+      <w:r>
+        <w:rPr>
+          <w:rFonts w:ascii="Menlo" w:hAnsi="Menlo" w:cs="Menlo"/>
+          <w:color w:val="E0E0E0"/>
+          <w:kern w:val="0"/>
+          <w:sz w:val="30"/>
+          <w:szCs w:val="30"/>
+        </w:rPr>
+        <w:t>ist</w:t>
+      </w:r>
+    </w:p>
+    <w:p>
+      <w:pPr>
+        <w:rPr>
+          <w:rFonts w:ascii="Menlo" w:hAnsi="Menlo" w:cs="Menlo"/>
+          <w:color w:val="E0E0E0"/>
+          <w:kern w:val="0"/>
+          <w:sz w:val="30"/>
+          <w:szCs w:val="30"/>
+        </w:rPr>
+      </w:pPr>
+    </w:p>
+    <w:p>
+      <w:pPr>
+        <w:rPr>
+          <w:rFonts w:ascii="Menlo" w:hAnsi="Menlo" w:cs="Menlo"/>
+          <w:color w:val="E0E0E0"/>
+          <w:kern w:val="0"/>
+          <w:sz w:val="30"/>
+          <w:szCs w:val="30"/>
+        </w:rPr>
+      </w:pPr>
+      <w:r>
+        <w:rPr>
+          <w:rFonts w:ascii="Menlo" w:hAnsi="Menlo" w:cs="Menlo"/>
+          <w:color w:val="E0E0E0"/>
+          <w:kern w:val="0"/>
+          <w:sz w:val="30"/>
+          <w:szCs w:val="30"/>
+        </w:rPr>
+        <w:t>to pull a new version to your local machine, run following command</w:t>
+      </w:r>
+    </w:p>
+    <w:p>
+      <w:pPr>
+        <w:rPr>
+          <w:rFonts w:ascii="Menlo" w:hAnsi="Menlo" w:cs="Menlo"/>
+          <w:color w:val="E0E0E0"/>
+          <w:kern w:val="0"/>
+          <w:sz w:val="30"/>
+          <w:szCs w:val="30"/>
+        </w:rPr>
+      </w:pPr>
+      <w:proofErr w:type="spellStart"/>
+      <w:r>
+        <w:rPr>
+          <w:rFonts w:ascii="Menlo" w:hAnsi="Menlo" w:cs="Menlo"/>
+          <w:color w:val="E0E0E0"/>
+          <w:kern w:val="0"/>
+          <w:sz w:val="30"/>
+          <w:szCs w:val="30"/>
+        </w:rPr>
+        <w:t>ollama</w:t>
+      </w:r>
+      <w:proofErr w:type="spellEnd"/>
+      <w:r>
+        <w:rPr>
+          <w:rFonts w:ascii="Menlo" w:hAnsi="Menlo" w:cs="Menlo"/>
+          <w:color w:val="E0E0E0"/>
+          <w:kern w:val="0"/>
+          <w:sz w:val="30"/>
+          <w:szCs w:val="30"/>
+        </w:rPr>
+        <w:t xml:space="preserve"> pull &lt;</w:t>
+      </w:r>
+      <w:proofErr w:type="spellStart"/>
+      <w:r>
+        <w:rPr>
+          <w:rFonts w:ascii="Menlo" w:hAnsi="Menlo" w:cs="Menlo"/>
+          <w:color w:val="E0E0E0"/>
+          <w:kern w:val="0"/>
+          <w:sz w:val="30"/>
+          <w:szCs w:val="30"/>
+        </w:rPr>
+        <w:t>model_name_or_version</w:t>
+      </w:r>
+      <w:proofErr w:type="spellEnd"/>
+      <w:r>
+        <w:rPr>
+          <w:rFonts w:ascii="Menlo" w:hAnsi="Menlo" w:cs="Menlo"/>
+          <w:color w:val="E0E0E0"/>
+          <w:kern w:val="0"/>
+          <w:sz w:val="30"/>
+          <w:szCs w:val="30"/>
+        </w:rPr>
+        <w:t>&gt;</w:t>
+      </w:r>
+    </w:p>
+    <w:p>
+      <w:pPr>
+        <w:rPr>
+          <w:rFonts w:ascii="Menlo" w:hAnsi="Menlo" w:cs="Menlo"/>
+          <w:color w:val="E0E0E0"/>
+          <w:kern w:val="0"/>
+          <w:sz w:val="30"/>
+          <w:szCs w:val="30"/>
+        </w:rPr>
+      </w:pPr>
+    </w:p>
+    <w:p>
+      <w:pPr>
+        <w:tabs>
+          <w:tab w:val="left" w:pos="560"/>
+          <w:tab w:val="left" w:pos="1120"/>
+          <w:tab w:val="left" w:pos="1680"/>
+          <w:tab w:val="left" w:pos="2240"/>
+          <w:tab w:val="left" w:pos="2800"/>
+          <w:tab w:val="left" w:pos="3360"/>
+          <w:tab w:val="left" w:pos="3920"/>
+          <w:tab w:val="left" w:pos="4480"/>
+          <w:tab w:val="left" w:pos="5040"/>
+          <w:tab w:val="left" w:pos="5600"/>
+          <w:tab w:val="left" w:pos="6160"/>
+          <w:tab w:val="left" w:pos="6720"/>
+        </w:tabs>
+        <w:autoSpaceDE w:val="0"/>
+        <w:autoSpaceDN w:val="0"/>
+        <w:adjustRightInd w:val="0"/>
+        <w:spacing w:after="0" w:line="240" w:lineRule="auto"/>
+        <w:rPr>
+          <w:rFonts w:ascii="Menlo" w:hAnsi="Menlo" w:cs="Menlo"/>
+          <w:color w:val="E0E0E0"/>
+          <w:kern w:val="0"/>
+          <w:sz w:val="30"/>
+          <w:szCs w:val="30"/>
+          <w:lang w:val="sv-SE"/>
+        </w:rPr>
+      </w:pPr>
+      <w:proofErr w:type="spellStart"/>
+      <w:r>
+        <w:rPr>
+          <w:rFonts w:ascii="Menlo" w:hAnsi="Menlo" w:cs="Menlo"/>
+          <w:color w:val="E0E0E0"/>
+          <w:kern w:val="0"/>
+          <w:sz w:val="30"/>
+          <w:szCs w:val="30"/>
+          <w:lang w:val="sv-SE"/>
+        </w:rPr>
+        <w:t>msaxena@Manishs-MacBook-Pro</w:t>
+      </w:r>
+      <w:proofErr w:type="spellEnd"/>
+      <w:r>
+        <w:rPr>
+          <w:rFonts w:ascii="Menlo" w:hAnsi="Menlo" w:cs="Menlo"/>
+          <w:color w:val="E0E0E0"/>
+          <w:kern w:val="0"/>
+          <w:sz w:val="30"/>
+          <w:szCs w:val="30"/>
+          <w:lang w:val="sv-SE"/>
+        </w:rPr>
+        <w:t xml:space="preserve"> </w:t>
+      </w:r>
+      <w:proofErr w:type="spellStart"/>
+      <w:r>
+        <w:rPr>
+          <w:rFonts w:ascii="Menlo" w:hAnsi="Menlo" w:cs="Menlo"/>
+          <w:color w:val="E0E0E0"/>
+          <w:kern w:val="0"/>
+          <w:sz w:val="30"/>
+          <w:szCs w:val="30"/>
+          <w:lang w:val="sv-SE"/>
+        </w:rPr>
+        <w:t>ai</w:t>
+      </w:r>
+      <w:proofErr w:type="spellEnd"/>
+      <w:r>
+        <w:rPr>
+          <w:rFonts w:ascii="Menlo" w:hAnsi="Menlo" w:cs="Menlo"/>
+          <w:color w:val="E0E0E0"/>
+          <w:kern w:val="0"/>
+          <w:sz w:val="30"/>
+          <w:szCs w:val="30"/>
+          <w:lang w:val="sv-SE"/>
+        </w:rPr>
+        <w:t xml:space="preserve">-demo % </w:t>
+      </w:r>
+      <w:proofErr w:type="spellStart"/>
+      <w:r>
+        <w:rPr>
+          <w:rFonts w:ascii="Menlo" w:hAnsi="Menlo" w:cs="Menlo"/>
+          <w:color w:val="E0E0E0"/>
+          <w:kern w:val="0"/>
+          <w:sz w:val="30"/>
+          <w:szCs w:val="30"/>
+          <w:lang w:val="sv-SE"/>
+        </w:rPr>
+        <w:t>ollama</w:t>
+      </w:r>
+      <w:proofErr w:type="spellEnd"/>
+      <w:r>
+        <w:rPr>
+          <w:rFonts w:ascii="Menlo" w:hAnsi="Menlo" w:cs="Menlo"/>
+          <w:color w:val="E0E0E0"/>
+          <w:kern w:val="0"/>
+          <w:sz w:val="30"/>
+          <w:szCs w:val="30"/>
+          <w:lang w:val="sv-SE"/>
+        </w:rPr>
+        <w:t xml:space="preserve"> --version</w:t>
+      </w:r>
+    </w:p>
+    <w:p>
+      <w:pPr>
+        <w:rPr>
+          <w:rFonts w:ascii="Menlo" w:hAnsi="Menlo" w:cs="Menlo"/>
+          <w:color w:val="E0E0E0"/>
+          <w:kern w:val="0"/>
+          <w:sz w:val="30"/>
+          <w:szCs w:val="30"/>
+        </w:rPr>
+      </w:pPr>
+      <w:proofErr w:type="spellStart"/>
+      <w:r>
+        <w:rPr>
+          <w:rFonts w:ascii="Menlo" w:hAnsi="Menlo" w:cs="Menlo"/>
+          <w:color w:val="E0E0E0"/>
+          <w:kern w:val="0"/>
+          <w:sz w:val="30"/>
+          <w:szCs w:val="30"/>
+        </w:rPr>
+        <w:t>ollama</w:t>
+      </w:r>
+      <w:proofErr w:type="spellEnd"/>
+      <w:r>
+        <w:rPr>
+          <w:rFonts w:ascii="Menlo" w:hAnsi="Menlo" w:cs="Menlo"/>
+          <w:color w:val="E0E0E0"/>
+          <w:kern w:val="0"/>
+          <w:sz w:val="30"/>
+          <w:szCs w:val="30"/>
+        </w:rPr>
+        <w:t xml:space="preserve"> version is 0.18.2</w:t>
+      </w:r>
+    </w:p>
+    <w:p>
+      <w:pPr>
+        <w:rPr>
+          <w:rFonts w:ascii="Menlo" w:hAnsi="Menlo" w:cs="Menlo"/>
+          <w:color w:val="E0E0E0"/>
+          <w:kern w:val="0"/>
+          <w:sz w:val="30"/>
+          <w:szCs w:val="30"/>
+        </w:rPr>
+      </w:pPr>
+    </w:p>
+    <w:p>
+      <w:r>
+        <w:t>On macOS:</w:t>
+      </w:r>
+    </w:p>
+    <w:p>
+      <w:proofErr w:type="spellStart"/>
+      <w:r>
+        <w:t>Ollama</w:t>
+      </w:r>
+      <w:proofErr w:type="spellEnd"/>
+      <w:r>
+        <w:t xml:space="preserve"> typically runs as a background service/daemon</w:t>
+      </w:r>
+    </w:p>
+    <w:p>
+      <w:r>
+        <w:t>Once started, it remains running in the background unless you stop it</w:t>
+      </w:r>
+    </w:p>
+    <w:p>
+      <w:r>
+        <w:t>It listens on http://localhost:11434 by default</w:t>
+      </w:r>
+    </w:p>
+    <w:p>
+      <w:r>
+        <w:t>You can use it immediately without having to manually start it each time (</w:t>
+      </w:r>
+      <w:proofErr w:type="gramStart"/>
+      <w:r>
+        <w:t>as long as</w:t>
+      </w:r>
+      <w:proofErr w:type="gramEnd"/>
+      <w:r>
+        <w:t xml:space="preserve"> the service is active)</w:t>
+      </w:r>
+    </w:p>
+    <w:p>
+      <w:r>
+        <w:t>To check if it is running or not</w:t>
+      </w:r>
+    </w:p>
+    <w:p>
+      <w:pPr>
+        <w:shd w:val="clear" w:color="auto" w:fill="191A1C"/>
+        <w:tabs>
+          <w:tab w:val="left" w:pos="916"/>
+          <w:tab w:val="left" w:pos="1832"/>
+          <w:tab w:val="left" w:pos="2748"/>
+          <w:tab w:val="left" w:pos="3664"/>
+          <w:tab w:val="left" w:pos="4580"/>
+          <w:tab w:val="left" w:pos="5496"/>
+          <w:tab w:val="left" w:pos="6412"/>
+          <w:tab w:val="left" w:pos="7328"/>
+          <w:tab w:val="left" w:pos="8244"/>
+          <w:tab w:val="left" w:pos="9160"/>
+          <w:tab w:val="left" w:pos="10076"/>
+          <w:tab w:val="left" w:pos="10992"/>
+          <w:tab w:val="left" w:pos="11908"/>
+          <w:tab w:val="left" w:pos="12824"/>
+          <w:tab w:val="left" w:pos="13740"/>
+          <w:tab w:val="left" w:pos="14656"/>
+        </w:tabs>
+        <w:spacing w:after="0" w:line="240" w:lineRule="auto"/>
+        <w:rPr>
+          <w:rFonts w:ascii="Inter" w:eastAsia="Times New Roman" w:hAnsi="Inter" w:cs="Courier New"/>
+          <w:color w:val="BCBEC4"/>
+          <w:kern w:val="0"/>
+          <w:sz w:val="20"/>
+          <w:szCs w:val="20"/>
+          <w:lang w:val="sv-SE"/>
+          <w14:ligatures w14:val="none"/>
+        </w:rPr>
+      </w:pPr>
+      <w:r>
+        <w:rPr>
+          <w:rFonts w:ascii="Inter" w:eastAsia="Times New Roman" w:hAnsi="Inter" w:cs="Courier New"/>
+          <w:color w:val="C57633"/>
+          <w:kern w:val="0"/>
+          <w:sz w:val="20"/>
+          <w:szCs w:val="20"/>
+          <w:lang w:val="sv-SE"/>
+          <w14:ligatures w14:val="none"/>
+        </w:rPr>
+        <w:t xml:space="preserve">ps </w:t>
+      </w:r>
+      <w:r>
+        <w:rPr>
+          <w:rFonts w:ascii="Inter" w:eastAsia="Times New Roman" w:hAnsi="Inter" w:cs="Courier New"/>
+          <w:color w:val="BCBEC4"/>
+          <w:kern w:val="0"/>
+          <w:sz w:val="20"/>
+          <w:szCs w:val="20"/>
+          <w:lang w:val="sv-SE"/>
+          <w14:ligatures w14:val="none"/>
+        </w:rPr>
+        <w:t xml:space="preserve">aux | </w:t>
+      </w:r>
+      <w:r>
+        <w:rPr>
+          <w:rFonts w:ascii="Inter" w:eastAsia="Times New Roman" w:hAnsi="Inter" w:cs="Courier New"/>
+          <w:color w:val="C57633"/>
+          <w:kern w:val="0"/>
+          <w:sz w:val="20"/>
+          <w:szCs w:val="20"/>
+          <w:lang w:val="sv-SE"/>
+          <w14:ligatures w14:val="none"/>
+        </w:rPr>
+        <w:t xml:space="preserve">grep </w:t>
+      </w:r>
+      <w:r>
+        <w:rPr>
+          <w:rFonts w:ascii="Inter" w:eastAsia="Times New Roman" w:hAnsi="Inter" w:cs="Courier New"/>
+          <w:color w:val="BCBEC4"/>
+          <w:kern w:val="0"/>
+          <w:sz w:val="20"/>
+          <w:szCs w:val="20"/>
+          <w:lang w:val="sv-SE"/>
+          <w14:ligatures w14:val="none"/>
+        </w:rPr>
+        <w:t xml:space="preserve">-i </w:t>
+      </w:r>
+      <w:proofErr w:type="spellStart"/>
+      <w:r>
+        <w:rPr>
+          <w:rFonts w:ascii="Inter" w:eastAsia="Times New Roman" w:hAnsi="Inter" w:cs="Courier New"/>
+          <w:color w:val="BCBEC4"/>
+          <w:kern w:val="0"/>
+          <w:sz w:val="20"/>
+          <w:szCs w:val="20"/>
+          <w:lang w:val="sv-SE"/>
+          <w14:ligatures w14:val="none"/>
+        </w:rPr>
+        <w:t>ollama</w:t>
+      </w:r>
+      <w:proofErr w:type="spellEnd"/>
+      <w:r>
+        <w:rPr>
+          <w:rFonts w:ascii="Inter" w:eastAsia="Times New Roman" w:hAnsi="Inter" w:cs="Courier New"/>
+          <w:color w:val="BCBEC4"/>
+          <w:kern w:val="0"/>
+          <w:sz w:val="20"/>
+          <w:szCs w:val="20"/>
+          <w:lang w:val="sv-SE"/>
+          <w14:ligatures w14:val="none"/>
+        </w:rPr>
+        <w:t xml:space="preserve"> | </w:t>
+      </w:r>
+      <w:r>
+        <w:rPr>
+          <w:rFonts w:ascii="Inter" w:eastAsia="Times New Roman" w:hAnsi="Inter" w:cs="Courier New"/>
+          <w:color w:val="C57633"/>
+          <w:kern w:val="0"/>
+          <w:sz w:val="20"/>
+          <w:szCs w:val="20"/>
+          <w:lang w:val="sv-SE"/>
+          <w14:ligatures w14:val="none"/>
+        </w:rPr>
+        <w:t xml:space="preserve">grep </w:t>
+      </w:r>
+      <w:r>
+        <w:rPr>
+          <w:rFonts w:ascii="Inter" w:eastAsia="Times New Roman" w:hAnsi="Inter" w:cs="Courier New"/>
+          <w:color w:val="BCBEC4"/>
+          <w:kern w:val="0"/>
+          <w:sz w:val="20"/>
+          <w:szCs w:val="20"/>
+          <w:lang w:val="sv-SE"/>
+          <w14:ligatures w14:val="none"/>
+        </w:rPr>
+        <w:t>-v grep</w:t>
+      </w:r>
+    </w:p>
+    <w:p>
+      <w:pPr>
+        <w:rPr>
+          <w:lang w:val="sv-SE"/>
+        </w:rPr>
+      </w:pPr>
+    </w:p>
+    <w:p>
+      <w:pPr>
+        <w:pStyle w:val="HTMLPreformatted"/>
+        <w:shd w:val="clear" w:color="auto" w:fill="191A1C"/>
+        <w:rPr>
+          <w:color w:val="BCBEC4"/>
+        </w:rPr>
+      </w:pPr>
+      <w:r>
+        <w:rPr>
+          <w:color w:val="7A7E85"/>
+        </w:rPr>
+        <w:lastRenderedPageBreak/>
+        <w:t xml:space="preserve"># Start </w:t>
+      </w:r>
+      <w:proofErr w:type="spellStart"/>
+      <w:r>
+        <w:rPr>
+          <w:color w:val="7A7E85"/>
+        </w:rPr>
+        <w:t>ollama</w:t>
+      </w:r>
+      <w:proofErr w:type="spellEnd"/>
+      <w:r>
+        <w:rPr>
+          <w:color w:val="7A7E85"/>
+        </w:rPr>
+        <w:t xml:space="preserve"> (if not running)</w:t>
+      </w:r>
+      <w:r>
+        <w:rPr>
+          <w:color w:val="7A7E85"/>
+        </w:rPr>
+        <w:br/>
+      </w:r>
+      <w:proofErr w:type="spellStart"/>
+      <w:r>
+        <w:rPr>
+          <w:color w:val="C57633"/>
+        </w:rPr>
+        <w:t>ollama</w:t>
+      </w:r>
+      <w:proofErr w:type="spellEnd"/>
+      <w:r>
+        <w:rPr>
+          <w:color w:val="C57633"/>
+        </w:rPr>
+        <w:t xml:space="preserve"> </w:t>
+      </w:r>
+      <w:r>
+        <w:rPr>
+          <w:color w:val="BCBEC4"/>
+        </w:rPr>
+        <w:t>serve</w:t>
+      </w:r>
+      <w:r>
+        <w:rPr>
+          <w:color w:val="BCBEC4"/>
+        </w:rPr>
+        <w:br/>
+      </w:r>
+      <w:r>
+        <w:rPr>
+          <w:color w:val="BCBEC4"/>
+        </w:rPr>
+        <w:br/>
+      </w:r>
+      <w:r>
+        <w:rPr>
+          <w:color w:val="7A7E85"/>
+        </w:rPr>
+        <w:t># Or if installed via Homebrew on macOS, it may auto-start as a service</w:t>
+      </w:r>
+      <w:r>
+        <w:rPr>
+          <w:color w:val="7A7E85"/>
+        </w:rPr>
+        <w:br/>
+        <w:t># To check status or restart:</w:t>
+      </w:r>
+      <w:r>
+        <w:rPr>
+          <w:color w:val="7A7E85"/>
+        </w:rPr>
+        <w:br/>
+      </w:r>
+      <w:r>
+        <w:rPr>
+          <w:color w:val="C57633"/>
+        </w:rPr>
+        <w:t xml:space="preserve">brew </w:t>
+      </w:r>
+      <w:r>
+        <w:rPr>
+          <w:color w:val="BCBEC4"/>
+        </w:rPr>
+        <w:t xml:space="preserve">services restart </w:t>
+      </w:r>
+      <w:proofErr w:type="spellStart"/>
+      <w:proofErr w:type="gramStart"/>
+      <w:r>
+        <w:rPr>
+          <w:color w:val="BCBEC4"/>
+        </w:rPr>
+        <w:t>ollama</w:t>
+      </w:r>
+      <w:proofErr w:type="spellEnd"/>
+      <w:r>
+        <w:rPr>
+          <w:color w:val="BCBEC4"/>
+        </w:rPr>
+        <w:t xml:space="preserve">  </w:t>
+      </w:r>
+      <w:r>
+        <w:rPr>
+          <w:color w:val="7A7E85"/>
+        </w:rPr>
+        <w:t>#</w:t>
+      </w:r>
+      <w:proofErr w:type="gramEnd"/>
+      <w:r>
+        <w:rPr>
+          <w:color w:val="7A7E85"/>
+        </w:rPr>
+        <w:t xml:space="preserve"> if installed via Homebrew</w:t>
+      </w:r>
+    </w:p>
+    <w:p/>
+    <w:p>
+      <w:r>
+        <w:t xml:space="preserve">Here are the ways to stop </w:t>
+      </w:r>
+      <w:proofErr w:type="spellStart"/>
+      <w:r>
+        <w:t>ollama</w:t>
+      </w:r>
+      <w:proofErr w:type="spellEnd"/>
+      <w:r>
+        <w:t>:</w:t>
+      </w:r>
+    </w:p>
+    <w:p>
+      <w:r>
+        <w:t>Option 1: Using Homebrew (recommended on macOS)</w:t>
+      </w:r>
+    </w:p>
+    <w:p>
+      <w:pPr>
+        <w:pStyle w:val="HTMLPreformatted"/>
+        <w:shd w:val="clear" w:color="auto" w:fill="191A1C"/>
+        <w:rPr>
+          <w:color w:val="BCBEC4"/>
+        </w:rPr>
+      </w:pPr>
+      <w:r>
+        <w:rPr>
+          <w:color w:val="C57633"/>
+        </w:rPr>
+        <w:t xml:space="preserve">brew </w:t>
+      </w:r>
+      <w:r>
+        <w:rPr>
+          <w:color w:val="BCBEC4"/>
+        </w:rPr>
+        <w:t xml:space="preserve">services stop </w:t>
+      </w:r>
+      <w:proofErr w:type="spellStart"/>
+      <w:r>
+        <w:rPr>
+          <w:color w:val="BCBEC4"/>
+        </w:rPr>
+        <w:t>ollama</w:t>
+      </w:r>
+      <w:proofErr w:type="spellEnd"/>
+    </w:p>
+    <w:p/>
+    <w:p>
+      <w:r>
+        <w:t>Option 2: Kill the process directly</w:t>
+      </w:r>
+    </w:p>
+    <w:p>
+      <w:pPr>
+        <w:pStyle w:val="HTMLPreformatted"/>
+        <w:shd w:val="clear" w:color="auto" w:fill="191A1C"/>
+        <w:rPr>
+          <w:color w:val="BCBEC4"/>
+        </w:rPr>
+      </w:pPr>
+      <w:r>
+        <w:rPr>
+          <w:color w:val="C57633"/>
+        </w:rPr>
+        <w:t xml:space="preserve">kill </w:t>
+      </w:r>
+      <w:proofErr w:type="gramStart"/>
+      <w:r>
+        <w:rPr>
+          <w:color w:val="2AACB8"/>
+        </w:rPr>
+        <w:t xml:space="preserve">42520  </w:t>
+      </w:r>
+      <w:r>
+        <w:rPr>
+          <w:color w:val="7A7E85"/>
+        </w:rPr>
+        <w:t>#</w:t>
+      </w:r>
+      <w:proofErr w:type="gramEnd"/>
+      <w:r>
+        <w:rPr>
+          <w:color w:val="7A7E85"/>
+        </w:rPr>
+        <w:t xml:space="preserve"> Using the PID we found earlier</w:t>
+      </w:r>
+      <w:r>
+        <w:rPr>
+          <w:color w:val="7A7E85"/>
+        </w:rPr>
+        <w:br/>
+        <w:t xml:space="preserve"># Or kill all </w:t>
+      </w:r>
+      <w:proofErr w:type="spellStart"/>
+      <w:r>
+        <w:rPr>
+          <w:color w:val="7A7E85"/>
+        </w:rPr>
+        <w:t>ollama</w:t>
+      </w:r>
+      <w:proofErr w:type="spellEnd"/>
+      <w:r>
+        <w:rPr>
+          <w:color w:val="7A7E85"/>
+        </w:rPr>
+        <w:t xml:space="preserve"> processes:</w:t>
+      </w:r>
+      <w:r>
+        <w:rPr>
+          <w:color w:val="7A7E85"/>
+        </w:rPr>
+        <w:br/>
+      </w:r>
+      <w:proofErr w:type="spellStart"/>
+      <w:r>
+        <w:rPr>
+          <w:color w:val="C57633"/>
+        </w:rPr>
+        <w:t>killall</w:t>
+      </w:r>
+      <w:proofErr w:type="spellEnd"/>
+      <w:r>
+        <w:rPr>
+          <w:color w:val="C57633"/>
+        </w:rPr>
+        <w:t xml:space="preserve"> </w:t>
+      </w:r>
+      <w:proofErr w:type="spellStart"/>
+      <w:r>
+        <w:rPr>
+          <w:color w:val="BCBEC4"/>
+        </w:rPr>
+        <w:t>ollama</w:t>
+      </w:r>
+      <w:proofErr w:type="spellEnd"/>
+    </w:p>
+    <w:p/>
+    <w:p>
+      <w:r>
+        <w:t xml:space="preserve">Option 3: If </w:t>
+      </w:r>
+      <w:proofErr w:type="spellStart"/>
+      <w:r>
+        <w:t>ollama</w:t>
+      </w:r>
+      <w:proofErr w:type="spellEnd"/>
+      <w:r>
+        <w:t xml:space="preserve"> is running in a terminal foreground</w:t>
+      </w:r>
+    </w:p>
+    <w:p>
+      <w:pPr>
+        <w:pStyle w:val="HTMLPreformatted"/>
+        <w:shd w:val="clear" w:color="auto" w:fill="191A1C"/>
+        <w:rPr>
+          <w:color w:val="BCBEC4"/>
+        </w:rPr>
+      </w:pPr>
+      <w:proofErr w:type="spellStart"/>
+      <w:r>
+        <w:rPr>
+          <w:color w:val="C57633"/>
+        </w:rPr>
+        <w:t>Ctrl+</w:t>
+      </w:r>
+      <w:proofErr w:type="gramStart"/>
+      <w:r>
+        <w:rPr>
+          <w:color w:val="C57633"/>
+        </w:rPr>
+        <w:t>C</w:t>
+      </w:r>
+      <w:proofErr w:type="spellEnd"/>
+      <w:r>
+        <w:rPr>
+          <w:color w:val="C57633"/>
+        </w:rPr>
+        <w:t xml:space="preserve">  </w:t>
+      </w:r>
+      <w:r>
+        <w:rPr>
+          <w:color w:val="7A7E85"/>
+        </w:rPr>
+        <w:t>#</w:t>
+      </w:r>
+      <w:proofErr w:type="gramEnd"/>
+      <w:r>
+        <w:rPr>
+          <w:color w:val="7A7E85"/>
+        </w:rPr>
+        <w:t xml:space="preserve"> Press </w:t>
+      </w:r>
+      <w:proofErr w:type="spellStart"/>
+      <w:r>
+        <w:rPr>
+          <w:color w:val="7A7E85"/>
+        </w:rPr>
+        <w:t>Control+C</w:t>
+      </w:r>
+      <w:proofErr w:type="spellEnd"/>
+      <w:r>
+        <w:rPr>
+          <w:color w:val="7A7E85"/>
+        </w:rPr>
+        <w:t xml:space="preserve"> to stop it</w:t>
+      </w:r>
+    </w:p>
+    <w:p/>
+    <w:p>
+      <w:r>
+        <w:t>To check if it's stopped:</w:t>
+      </w:r>
+    </w:p>
+    <w:p>
+      <w:pPr>
+        <w:pStyle w:val="HTMLPreformatted"/>
+        <w:shd w:val="clear" w:color="auto" w:fill="191A1C"/>
+        <w:rPr>
+          <w:color w:val="BCBEC4"/>
+        </w:rPr>
+      </w:pPr>
+      <w:proofErr w:type="spellStart"/>
+      <w:r>
+        <w:rPr>
+          <w:color w:val="C57633"/>
+        </w:rPr>
+        <w:t>ps</w:t>
+      </w:r>
+      <w:proofErr w:type="spellEnd"/>
+      <w:r>
+        <w:rPr>
+          <w:color w:val="C57633"/>
+        </w:rPr>
+        <w:t xml:space="preserve"> </w:t>
+      </w:r>
+      <w:r>
+        <w:rPr>
+          <w:color w:val="BCBEC4"/>
+        </w:rPr>
+        <w:t xml:space="preserve">aux | </w:t>
+      </w:r>
+      <w:r>
+        <w:rPr>
+          <w:color w:val="C57633"/>
+        </w:rPr>
+        <w:t xml:space="preserve">grep </w:t>
+      </w:r>
+      <w:r>
+        <w:rPr>
+          <w:color w:val="BCBEC4"/>
+        </w:rPr>
+        <w:t>-</w:t>
+      </w:r>
+      <w:proofErr w:type="spellStart"/>
+      <w:r>
+        <w:rPr>
+          <w:color w:val="BCBEC4"/>
+        </w:rPr>
+        <w:t>i</w:t>
+      </w:r>
+      <w:proofErr w:type="spellEnd"/>
+      <w:r>
+        <w:rPr>
+          <w:color w:val="BCBEC4"/>
+        </w:rPr>
+        <w:t xml:space="preserve"> </w:t>
+      </w:r>
+      <w:proofErr w:type="spellStart"/>
+      <w:r>
+        <w:rPr>
+          <w:color w:val="BCBEC4"/>
+        </w:rPr>
+        <w:t>ollama</w:t>
+      </w:r>
+      <w:proofErr w:type="spellEnd"/>
+      <w:r>
+        <w:rPr>
+          <w:color w:val="BCBEC4"/>
+        </w:rPr>
+        <w:t xml:space="preserve"> | </w:t>
+      </w:r>
+      <w:r>
+        <w:rPr>
+          <w:color w:val="C57633"/>
+        </w:rPr>
+        <w:t xml:space="preserve">grep </w:t>
+      </w:r>
+      <w:r>
+        <w:rPr>
+          <w:color w:val="BCBEC4"/>
+        </w:rPr>
+        <w:t>-v grep</w:t>
+      </w:r>
+      <w:r>
+        <w:rPr>
+          <w:color w:val="BCBEC4"/>
+        </w:rPr>
+        <w:br/>
+      </w:r>
+      <w:r>
+        <w:rPr>
+          <w:color w:val="7A7E85"/>
+        </w:rPr>
+        <w:t xml:space="preserve"># If nothing appears, </w:t>
+      </w:r>
+      <w:proofErr w:type="spellStart"/>
+      <w:r>
+        <w:rPr>
+          <w:color w:val="7A7E85"/>
+        </w:rPr>
+        <w:t>ollama</w:t>
+      </w:r>
+      <w:proofErr w:type="spellEnd"/>
+      <w:r>
+        <w:rPr>
+          <w:color w:val="7A7E85"/>
+        </w:rPr>
+        <w:t xml:space="preserve"> is stopped</w:t>
+      </w:r>
+    </w:p>
+    <w:p/>
+    <w:p>
+      <w:r>
+        <w:t xml:space="preserve">To restart </w:t>
+      </w:r>
+      <w:proofErr w:type="spellStart"/>
+      <w:r>
+        <w:t>ollama</w:t>
+      </w:r>
+      <w:proofErr w:type="spellEnd"/>
+      <w:r>
+        <w:t xml:space="preserve"> later:</w:t>
+      </w:r>
+    </w:p>
+    <w:p>
+      <w:pPr>
+        <w:pStyle w:val="HTMLPreformatted"/>
+        <w:shd w:val="clear" w:color="auto" w:fill="191A1C"/>
+        <w:rPr>
+          <w:color w:val="BCBEC4"/>
+        </w:rPr>
+      </w:pPr>
+      <w:r>
+        <w:rPr>
+          <w:color w:val="C57633"/>
+        </w:rPr>
+        <w:t xml:space="preserve">brew </w:t>
+      </w:r>
+      <w:r>
+        <w:rPr>
+          <w:color w:val="BCBEC4"/>
+        </w:rPr>
+        <w:t xml:space="preserve">services start </w:t>
+      </w:r>
+      <w:proofErr w:type="spellStart"/>
+      <w:r>
+        <w:rPr>
+          <w:color w:val="BCBEC4"/>
+        </w:rPr>
+        <w:t>ollama</w:t>
+      </w:r>
+      <w:proofErr w:type="spellEnd"/>
+      <w:r>
+        <w:rPr>
+          <w:color w:val="BCBEC4"/>
+        </w:rPr>
+        <w:br/>
+      </w:r>
+      <w:r>
+        <w:rPr>
+          <w:color w:val="7A7E85"/>
+        </w:rPr>
+        <w:t># Or manually:</w:t>
+      </w:r>
+      <w:r>
+        <w:rPr>
+          <w:color w:val="7A7E85"/>
+        </w:rPr>
+        <w:br/>
+      </w:r>
+      <w:proofErr w:type="spellStart"/>
+      <w:r>
+        <w:rPr>
+          <w:color w:val="C57633"/>
+        </w:rPr>
+        <w:t>ollama</w:t>
+      </w:r>
+      <w:proofErr w:type="spellEnd"/>
+      <w:r>
+        <w:rPr>
+          <w:color w:val="C57633"/>
+        </w:rPr>
+        <w:t xml:space="preserve"> </w:t>
+      </w:r>
+      <w:r>
+        <w:rPr>
+          <w:color w:val="BCBEC4"/>
+        </w:rPr>
+        <w:t>serve</w:t>
+      </w:r>
+    </w:p>
+    <w:p/>
+    <w:p>
+      <w:r>
+        <w:t xml:space="preserve">Since you're on macOS and </w:t>
+      </w:r>
+      <w:proofErr w:type="spellStart"/>
+      <w:r>
+        <w:t>ollama</w:t>
+      </w:r>
+      <w:proofErr w:type="spellEnd"/>
+      <w:r>
+        <w:t xml:space="preserve"> is likely installed via Homebrew, I'd recommend using brew services stop </w:t>
+      </w:r>
+      <w:proofErr w:type="spellStart"/>
+      <w:r>
+        <w:t>ollama</w:t>
+      </w:r>
+      <w:proofErr w:type="spellEnd"/>
+      <w:r>
+        <w:t xml:space="preserve"> to stop it properly. Let me know if you need anything else!</w:t>
+      </w:r>
+    </w:p>
+    <w:p/>
     <w:p/>
     <w:sectPr>
       <w:pgSz w:w="12240" w:h="15840"/>
@@ -1123,6 +2207,58 @@
       <w:spacing w:val="5"/>
     </w:rPr>
   </w:style>
+  <w:style w:type="paragraph" w:styleId="HTMLPreformatted">
+    <w:name w:val="HTML Preformatted"/>
+    <w:basedOn w:val="Normal"/>
+    <w:link w:val="HTMLPreformattedChar"/>
+    <w:uiPriority w:val="99"/>
+    <w:semiHidden/>
+    <w:unhideWhenUsed/>
+    <w:rsid w:val="00901B4B"/>
+    <w:pPr>
+      <w:tabs>
+        <w:tab w:val="left" w:pos="916"/>
+        <w:tab w:val="left" w:pos="1832"/>
+        <w:tab w:val="left" w:pos="2748"/>
+        <w:tab w:val="left" w:pos="3664"/>
+        <w:tab w:val="left" w:pos="4580"/>
+        <w:tab w:val="left" w:pos="5496"/>
+        <w:tab w:val="left" w:pos="6412"/>
+        <w:tab w:val="left" w:pos="7328"/>
+        <w:tab w:val="left" w:pos="8244"/>
+        <w:tab w:val="left" w:pos="9160"/>
+        <w:tab w:val="left" w:pos="10076"/>
+        <w:tab w:val="left" w:pos="10992"/>
+        <w:tab w:val="left" w:pos="11908"/>
+        <w:tab w:val="left" w:pos="12824"/>
+        <w:tab w:val="left" w:pos="13740"/>
+        <w:tab w:val="left" w:pos="14656"/>
+      </w:tabs>
+      <w:spacing w:after="0" w:line="240" w:lineRule="auto"/>
+    </w:pPr>
+    <w:rPr>
+      <w:rFonts w:ascii="Courier New" w:eastAsia="Times New Roman" w:hAnsi="Courier New" w:cs="Courier New"/>
+      <w:kern w:val="0"/>
+      <w:sz w:val="20"/>
+      <w:szCs w:val="20"/>
+      <w14:ligatures w14:val="none"/>
+    </w:rPr>
+  </w:style>
+  <w:style w:type="character" w:customStyle="1" w:styleId="HTMLPreformattedChar">
+    <w:name w:val="HTML Preformatted Char"/>
+    <w:basedOn w:val="DefaultParagraphFont"/>
+    <w:link w:val="HTMLPreformatted"/>
+    <w:uiPriority w:val="99"/>
+    <w:semiHidden/>
+    <w:rsid w:val="00901B4B"/>
+    <w:rPr>
+      <w:rFonts w:ascii="Courier New" w:eastAsia="Times New Roman" w:hAnsi="Courier New" w:cs="Courier New"/>
+      <w:kern w:val="0"/>
+      <w:sz w:val="20"/>
+      <w:szCs w:val="20"/>
+      <w14:ligatures w14:val="none"/>
+    </w:rPr>
+  </w:style>
 </w:styles>
 </file>
 

--- a/ai-demo/ReadMe.docx
+++ b/ai-demo/ReadMe.docx
@@ -728,150 +728,117 @@
     </w:p>
     <w:p>
       <w:pPr>
-        <w:pStyle w:val="HTMLPreformatted"/>
-        <w:shd w:val="clear" w:color="auto" w:fill="191A1C"/>
-        <w:rPr>
-          <w:color w:val="BCBEC4"/>
+        <w:rPr>
+          <w:lang w:val="sv-SE"/>
         </w:rPr>
       </w:pPr>
       <w:r>
         <w:rPr>
-          <w:color w:val="7A7E85"/>
+          <w:lang w:val="sv-SE"/>
         </w:rPr>
         <w:lastRenderedPageBreak/>
-        <w:t xml:space="preserve"># Start </w:t>
-      </w:r>
-      <w:proofErr w:type="spellStart"/>
-      <w:r>
-        <w:rPr>
-          <w:color w:val="7A7E85"/>
+        <w:t>(.</w:t>
+      </w:r>
+      <w:proofErr w:type="spellStart"/>
+      <w:r>
+        <w:rPr>
+          <w:lang w:val="sv-SE"/>
+        </w:rPr>
+        <w:t>venv</w:t>
+      </w:r>
+      <w:proofErr w:type="spellEnd"/>
+      <w:r>
+        <w:rPr>
+          <w:lang w:val="sv-SE"/>
+        </w:rPr>
+        <w:t xml:space="preserve">) </w:t>
+      </w:r>
+      <w:proofErr w:type="spellStart"/>
+      <w:r>
+        <w:rPr>
+          <w:lang w:val="sv-SE"/>
+        </w:rPr>
+        <w:t>msaxena@Manishs-MacBook-Pro</w:t>
+      </w:r>
+      <w:proofErr w:type="spellEnd"/>
+      <w:r>
+        <w:rPr>
+          <w:lang w:val="sv-SE"/>
+        </w:rPr>
+        <w:t xml:space="preserve"> </w:t>
+      </w:r>
+      <w:proofErr w:type="spellStart"/>
+      <w:r>
+        <w:rPr>
+          <w:lang w:val="sv-SE"/>
+        </w:rPr>
+        <w:t>ai</w:t>
+      </w:r>
+      <w:proofErr w:type="spellEnd"/>
+      <w:r>
+        <w:rPr>
+          <w:lang w:val="sv-SE"/>
+        </w:rPr>
+        <w:t xml:space="preserve">-demo % ps aux | grep -i </w:t>
+      </w:r>
+      <w:proofErr w:type="spellStart"/>
+      <w:r>
+        <w:rPr>
+          <w:lang w:val="sv-SE"/>
         </w:rPr>
         <w:t>ollama</w:t>
       </w:r>
       <w:proofErr w:type="spellEnd"/>
       <w:r>
         <w:rPr>
-          <w:color w:val="7A7E85"/>
-        </w:rPr>
-        <w:t xml:space="preserve"> (if not running)</w:t>
-      </w:r>
-      <w:r>
-        <w:rPr>
-          <w:color w:val="7A7E85"/>
-        </w:rPr>
-        <w:br/>
-      </w:r>
-      <w:proofErr w:type="spellStart"/>
-      <w:r>
-        <w:rPr>
-          <w:color w:val="C57633"/>
-        </w:rPr>
+          <w:lang w:val="sv-SE"/>
+        </w:rPr>
+        <w:t xml:space="preserve"> | grep -v grep</w:t>
+      </w:r>
+    </w:p>
+    <w:p>
+      <w:proofErr w:type="spellStart"/>
+      <w:r>
+        <w:t>msaxena</w:t>
+      </w:r>
+      <w:proofErr w:type="spellEnd"/>
+      <w:r>
+        <w:t xml:space="preserve">          42520   </w:t>
+      </w:r>
+      <w:proofErr w:type="gramStart"/>
+      <w:r>
+        <w:t>0.0  0.1</w:t>
+      </w:r>
+      <w:proofErr w:type="gramEnd"/>
+      <w:r>
+        <w:t xml:space="preserve"> </w:t>
+      </w:r>
+      <w:proofErr w:type="gramStart"/>
+      <w:r>
+        <w:t>436712192  29184</w:t>
+      </w:r>
+      <w:proofErr w:type="gramEnd"/>
+      <w:r>
+        <w:t xml:space="preserve"> s</w:t>
+      </w:r>
+      <w:proofErr w:type="gramStart"/>
+      <w:r>
+        <w:t>002  S</w:t>
+      </w:r>
+      <w:proofErr w:type="gramEnd"/>
+      <w:r>
+        <w:t xml:space="preserve">     4:10PM   0:00.05 /opt/homebrew/bin/</w:t>
+      </w:r>
+      <w:proofErr w:type="spellStart"/>
+      <w:r>
         <w:t>ollama</w:t>
       </w:r>
       <w:proofErr w:type="spellEnd"/>
       <w:r>
-        <w:rPr>
-          <w:color w:val="C57633"/>
-        </w:rPr>
-        <w:t xml:space="preserve"> </w:t>
-      </w:r>
-      <w:r>
-        <w:rPr>
-          <w:color w:val="BCBEC4"/>
-        </w:rPr>
-        <w:t>serve</w:t>
-      </w:r>
-      <w:r>
-        <w:rPr>
-          <w:color w:val="BCBEC4"/>
-        </w:rPr>
-        <w:br/>
-      </w:r>
-      <w:r>
-        <w:rPr>
-          <w:color w:val="BCBEC4"/>
-        </w:rPr>
-        <w:br/>
-      </w:r>
-      <w:r>
-        <w:rPr>
-          <w:color w:val="7A7E85"/>
-        </w:rPr>
-        <w:t># Or if installed via Homebrew on macOS, it may auto-start as a service</w:t>
-      </w:r>
-      <w:r>
-        <w:rPr>
-          <w:color w:val="7A7E85"/>
-        </w:rPr>
-        <w:br/>
-        <w:t># To check status or restart:</w:t>
-      </w:r>
-      <w:r>
-        <w:rPr>
-          <w:color w:val="7A7E85"/>
-        </w:rPr>
-        <w:br/>
-      </w:r>
-      <w:r>
-        <w:rPr>
-          <w:color w:val="C57633"/>
-        </w:rPr>
-        <w:t xml:space="preserve">brew </w:t>
-      </w:r>
-      <w:r>
-        <w:rPr>
-          <w:color w:val="BCBEC4"/>
-        </w:rPr>
-        <w:t xml:space="preserve">services restart </w:t>
-      </w:r>
-      <w:proofErr w:type="spellStart"/>
-      <w:proofErr w:type="gramStart"/>
-      <w:r>
-        <w:rPr>
-          <w:color w:val="BCBEC4"/>
-        </w:rPr>
-        <w:t>ollama</w:t>
-      </w:r>
-      <w:proofErr w:type="spellEnd"/>
-      <w:r>
-        <w:rPr>
-          <w:color w:val="BCBEC4"/>
-        </w:rPr>
-        <w:t xml:space="preserve">  </w:t>
-      </w:r>
-      <w:r>
-        <w:rPr>
-          <w:color w:val="7A7E85"/>
-        </w:rPr>
-        <w:t>#</w:t>
-      </w:r>
-      <w:proofErr w:type="gramEnd"/>
-      <w:r>
-        <w:rPr>
-          <w:color w:val="7A7E85"/>
-        </w:rPr>
-        <w:t xml:space="preserve"> if installed via Homebrew</w:t>
+        <w:t xml:space="preserve"> serve</w:t>
       </w:r>
     </w:p>
     <w:p/>
-    <w:p>
-      <w:r>
-        <w:t xml:space="preserve">Here are the ways to stop </w:t>
-      </w:r>
-      <w:proofErr w:type="spellStart"/>
-      <w:r>
-        <w:t>ollama</w:t>
-      </w:r>
-      <w:proofErr w:type="spellEnd"/>
-      <w:r>
-        <w:t>:</w:t>
-      </w:r>
-    </w:p>
-    <w:p>
-      <w:r>
-        <w:t>Option 1: Using Homebrew (recommended on macOS)</w:t>
-      </w:r>
-    </w:p>
     <w:p>
       <w:pPr>
         <w:pStyle w:val="HTMLPreformatted"/>
@@ -882,17 +849,95 @@
       </w:pPr>
       <w:r>
         <w:rPr>
+          <w:color w:val="7A7E85"/>
+        </w:rPr>
+        <w:t xml:space="preserve"># Start </w:t>
+      </w:r>
+      <w:proofErr w:type="spellStart"/>
+      <w:r>
+        <w:rPr>
+          <w:color w:val="7A7E85"/>
+        </w:rPr>
+        <w:t>ollama</w:t>
+      </w:r>
+      <w:proofErr w:type="spellEnd"/>
+      <w:r>
+        <w:rPr>
+          <w:color w:val="7A7E85"/>
+        </w:rPr>
+        <w:t xml:space="preserve"> (if not running)</w:t>
+      </w:r>
+      <w:r>
+        <w:rPr>
+          <w:color w:val="7A7E85"/>
+        </w:rPr>
+        <w:br/>
+      </w:r>
+      <w:proofErr w:type="spellStart"/>
+      <w:r>
+        <w:rPr>
           <w:color w:val="C57633"/>
         </w:rPr>
+        <w:t>ollama</w:t>
+      </w:r>
+      <w:proofErr w:type="spellEnd"/>
+      <w:r>
+        <w:rPr>
+          <w:color w:val="C57633"/>
+        </w:rPr>
+        <w:t xml:space="preserve"> </w:t>
+      </w:r>
+      <w:r>
+        <w:rPr>
+          <w:color w:val="BCBEC4"/>
+        </w:rPr>
+        <w:t>serve</w:t>
+      </w:r>
+      <w:r>
+        <w:rPr>
+          <w:color w:val="BCBEC4"/>
+        </w:rPr>
+        <w:br/>
+      </w:r>
+      <w:r>
+        <w:rPr>
+          <w:color w:val="BCBEC4"/>
+        </w:rPr>
+        <w:br/>
+      </w:r>
+      <w:r>
+        <w:rPr>
+          <w:color w:val="7A7E85"/>
+        </w:rPr>
+        <w:t># Or if installed via Homebrew on macOS, it may auto-start as a service</w:t>
+      </w:r>
+      <w:r>
+        <w:rPr>
+          <w:color w:val="7A7E85"/>
+        </w:rPr>
+        <w:br/>
+        <w:t># To check status or restart:</w:t>
+      </w:r>
+      <w:r>
+        <w:rPr>
+          <w:color w:val="7A7E85"/>
+        </w:rPr>
+        <w:br/>
+      </w:r>
+      <w:r>
+        <w:rPr>
+          <w:color w:val="C57633"/>
+        </w:rPr>
         <w:t xml:space="preserve">brew </w:t>
       </w:r>
       <w:r>
         <w:rPr>
           <w:color w:val="BCBEC4"/>
         </w:rPr>
-        <w:t xml:space="preserve">services stop </w:t>
-      </w:r>
-      <w:proofErr w:type="spellStart"/>
+        <w:t xml:space="preserve">services restart </w:t>
+      </w:r>
+      <w:proofErr w:type="spellStart"/>
+      <w:proofErr w:type="gramStart"/>
       <w:r>
         <w:rPr>
           <w:color w:val="BCBEC4"/>
@@ -900,11 +945,43 @@
         <w:t>ollama</w:t>
       </w:r>
       <w:proofErr w:type="spellEnd"/>
+      <w:r>
+        <w:rPr>
+          <w:color w:val="BCBEC4"/>
+        </w:rPr>
+        <w:t xml:space="preserve">  </w:t>
+      </w:r>
+      <w:r>
+        <w:rPr>
+          <w:color w:val="7A7E85"/>
+        </w:rPr>
+        <w:t>#</w:t>
+      </w:r>
+      <w:proofErr w:type="gramEnd"/>
+      <w:r>
+        <w:rPr>
+          <w:color w:val="7A7E85"/>
+        </w:rPr>
+        <w:t xml:space="preserve"> if installed via Homebrew</w:t>
+      </w:r>
     </w:p>
     <w:p/>
     <w:p>
       <w:r>
-        <w:t>Option 2: Kill the process directly</w:t>
+        <w:t xml:space="preserve">Here are the ways to stop </w:t>
+      </w:r>
+      <w:proofErr w:type="spellStart"/>
+      <w:r>
+        <w:t>ollama</w:t>
+      </w:r>
+      <w:proofErr w:type="spellEnd"/>
+      <w:r>
+        <w:t>:</w:t>
+      </w:r>
+    </w:p>
+    <w:p>
+      <w:r>
+        <w:t>Option 1: Using Homebrew (recommended on macOS)</w:t>
       </w:r>
     </w:p>
     <w:p>
@@ -919,90 +996,27 @@
         <w:rPr>
           <w:color w:val="C57633"/>
         </w:rPr>
-        <w:t xml:space="preserve">kill </w:t>
-      </w:r>
-      <w:proofErr w:type="gramStart"/>
-      <w:r>
-        <w:rPr>
-          <w:color w:val="2AACB8"/>
-        </w:rPr>
-        <w:t xml:space="preserve">42520  </w:t>
-      </w:r>
-      <w:r>
-        <w:rPr>
-          <w:color w:val="7A7E85"/>
-        </w:rPr>
-        <w:t>#</w:t>
-      </w:r>
-      <w:proofErr w:type="gramEnd"/>
-      <w:r>
-        <w:rPr>
-          <w:color w:val="7A7E85"/>
-        </w:rPr>
-        <w:t xml:space="preserve"> Using the PID we found earlier</w:t>
-      </w:r>
-      <w:r>
-        <w:rPr>
-          <w:color w:val="7A7E85"/>
-        </w:rPr>
-        <w:br/>
-        <w:t xml:space="preserve"># Or kill all </w:t>
-      </w:r>
-      <w:proofErr w:type="spellStart"/>
-      <w:r>
-        <w:rPr>
-          <w:color w:val="7A7E85"/>
+        <w:t xml:space="preserve">brew </w:t>
+      </w:r>
+      <w:r>
+        <w:rPr>
+          <w:color w:val="BCBEC4"/>
+        </w:rPr>
+        <w:t xml:space="preserve">services stop </w:t>
+      </w:r>
+      <w:proofErr w:type="spellStart"/>
+      <w:r>
+        <w:rPr>
+          <w:color w:val="BCBEC4"/>
         </w:rPr>
         <w:t>ollama</w:t>
       </w:r>
       <w:proofErr w:type="spellEnd"/>
-      <w:r>
-        <w:rPr>
-          <w:color w:val="7A7E85"/>
-        </w:rPr>
-        <w:t xml:space="preserve"> processes:</w:t>
-      </w:r>
-      <w:r>
-        <w:rPr>
-          <w:color w:val="7A7E85"/>
-        </w:rPr>
-        <w:br/>
-      </w:r>
-      <w:proofErr w:type="spellStart"/>
-      <w:r>
-        <w:rPr>
-          <w:color w:val="C57633"/>
-        </w:rPr>
-        <w:t>killall</w:t>
-      </w:r>
-      <w:proofErr w:type="spellEnd"/>
-      <w:r>
-        <w:rPr>
-          <w:color w:val="C57633"/>
-        </w:rPr>
-        <w:t xml:space="preserve"> </w:t>
-      </w:r>
-      <w:proofErr w:type="spellStart"/>
-      <w:r>
-        <w:rPr>
-          <w:color w:val="BCBEC4"/>
-        </w:rPr>
-        <w:t>ollama</w:t>
-      </w:r>
-      <w:proofErr w:type="spellEnd"/>
     </w:p>
     <w:p/>
     <w:p>
       <w:r>
-        <w:t xml:space="preserve">Option 3: If </w:t>
-      </w:r>
-      <w:proofErr w:type="spellStart"/>
-      <w:r>
-        <w:t>ollama</w:t>
-      </w:r>
-      <w:proofErr w:type="spellEnd"/>
-      <w:r>
-        <w:t xml:space="preserve"> is running in a terminal foreground</w:t>
+        <w:t>Option 2: Kill the process directly</w:t>
       </w:r>
     </w:p>
     <w:p>
@@ -1013,59 +1027,94 @@
           <w:color w:val="BCBEC4"/>
         </w:rPr>
       </w:pPr>
-      <w:proofErr w:type="spellStart"/>
       <w:r>
         <w:rPr>
           <w:color w:val="C57633"/>
         </w:rPr>
-        <w:t>Ctrl+</w:t>
+        <w:t xml:space="preserve">kill </w:t>
       </w:r>
       <w:proofErr w:type="gramStart"/>
       <w:r>
         <w:rPr>
+          <w:color w:val="2AACB8"/>
+        </w:rPr>
+        <w:t xml:space="preserve">42520  </w:t>
+      </w:r>
+      <w:r>
+        <w:rPr>
+          <w:color w:val="7A7E85"/>
+        </w:rPr>
+        <w:t>#</w:t>
+      </w:r>
+      <w:proofErr w:type="gramEnd"/>
+      <w:r>
+        <w:rPr>
+          <w:color w:val="7A7E85"/>
+        </w:rPr>
+        <w:t xml:space="preserve"> Using the PID we found earlier</w:t>
+      </w:r>
+      <w:r>
+        <w:rPr>
+          <w:color w:val="7A7E85"/>
+        </w:rPr>
+        <w:br/>
+        <w:t xml:space="preserve"># Or kill all </w:t>
+      </w:r>
+      <w:proofErr w:type="spellStart"/>
+      <w:r>
+        <w:rPr>
+          <w:color w:val="7A7E85"/>
+        </w:rPr>
+        <w:t>ollama</w:t>
+      </w:r>
+      <w:proofErr w:type="spellEnd"/>
+      <w:r>
+        <w:rPr>
+          <w:color w:val="7A7E85"/>
+        </w:rPr>
+        <w:t xml:space="preserve"> processes:</w:t>
+      </w:r>
+      <w:r>
+        <w:rPr>
+          <w:color w:val="7A7E85"/>
+        </w:rPr>
+        <w:br/>
+      </w:r>
+      <w:proofErr w:type="spellStart"/>
+      <w:r>
+        <w:rPr>
           <w:color w:val="C57633"/>
         </w:rPr>
-        <w:t>C</w:t>
+        <w:t>killall</w:t>
       </w:r>
       <w:proofErr w:type="spellEnd"/>
       <w:r>
         <w:rPr>
           <w:color w:val="C57633"/>
         </w:rPr>
-        <w:t xml:space="preserve">  </w:t>
-      </w:r>
-      <w:r>
-        <w:rPr>
-          <w:color w:val="7A7E85"/>
-        </w:rPr>
-        <w:t>#</w:t>
-      </w:r>
-      <w:proofErr w:type="gramEnd"/>
-      <w:r>
-        <w:rPr>
-          <w:color w:val="7A7E85"/>
-        </w:rPr>
-        <w:t xml:space="preserve"> Press </w:t>
-      </w:r>
-      <w:proofErr w:type="spellStart"/>
-      <w:r>
-        <w:rPr>
-          <w:color w:val="7A7E85"/>
-        </w:rPr>
-        <w:t>Control+C</w:t>
-      </w:r>
-      <w:proofErr w:type="spellEnd"/>
-      <w:r>
-        <w:rPr>
-          <w:color w:val="7A7E85"/>
-        </w:rPr>
-        <w:t xml:space="preserve"> to stop it</w:t>
-      </w:r>
+        <w:t xml:space="preserve"> </w:t>
+      </w:r>
+      <w:proofErr w:type="spellStart"/>
+      <w:r>
+        <w:rPr>
+          <w:color w:val="BCBEC4"/>
+        </w:rPr>
+        <w:t>ollama</w:t>
+      </w:r>
+      <w:proofErr w:type="spellEnd"/>
     </w:p>
     <w:p/>
     <w:p>
       <w:r>
-        <w:t>To check if it's stopped:</w:t>
+        <w:t xml:space="preserve">Option 3: If </w:t>
+      </w:r>
+      <w:proofErr w:type="spellStart"/>
+      <w:r>
+        <w:t>ollama</w:t>
+      </w:r>
+      <w:proofErr w:type="spellEnd"/>
+      <w:r>
+        <w:t xml:space="preserve"> is running in a terminal foreground</w:t>
       </w:r>
     </w:p>
     <w:p>
@@ -1081,112 +1130,54 @@
         <w:rPr>
           <w:color w:val="C57633"/>
         </w:rPr>
-        <w:t>ps</w:t>
-      </w:r>
-      <w:proofErr w:type="spellEnd"/>
+        <w:t>Ctrl+</w:t>
+      </w:r>
+      <w:proofErr w:type="gramStart"/>
       <w:r>
         <w:rPr>
           <w:color w:val="C57633"/>
         </w:rPr>
-        <w:t xml:space="preserve"> </w:t>
-      </w:r>
-      <w:r>
-        <w:rPr>
-          <w:color w:val="BCBEC4"/>
-        </w:rPr>
-        <w:t xml:space="preserve">aux | </w:t>
-      </w:r>
+        <w:t>C</w:t>
+      </w:r>
+      <w:proofErr w:type="spellEnd"/>
       <w:r>
         <w:rPr>
           <w:color w:val="C57633"/>
         </w:rPr>
-        <w:t xml:space="preserve">grep </w:t>
-      </w:r>
-      <w:r>
-        <w:rPr>
-          <w:color w:val="BCBEC4"/>
-        </w:rPr>
-        <w:t>-</w:t>
-      </w:r>
-      <w:proofErr w:type="spellStart"/>
-      <w:r>
-        <w:rPr>
-          <w:color w:val="BCBEC4"/>
-        </w:rPr>
-        <w:t>i</w:t>
-      </w:r>
-      <w:proofErr w:type="spellEnd"/>
-      <w:r>
-        <w:rPr>
-          <w:color w:val="BCBEC4"/>
-        </w:rPr>
-        <w:t xml:space="preserve"> </w:t>
-      </w:r>
-      <w:proofErr w:type="spellStart"/>
-      <w:r>
-        <w:rPr>
-          <w:color w:val="BCBEC4"/>
-        </w:rPr>
-        <w:t>ollama</w:t>
-      </w:r>
-      <w:proofErr w:type="spellEnd"/>
-      <w:r>
-        <w:rPr>
-          <w:color w:val="BCBEC4"/>
-        </w:rPr>
-        <w:t xml:space="preserve"> | </w:t>
-      </w:r>
-      <w:r>
-        <w:rPr>
-          <w:color w:val="C57633"/>
-        </w:rPr>
-        <w:t xml:space="preserve">grep </w:t>
-      </w:r>
-      <w:r>
-        <w:rPr>
-          <w:color w:val="BCBEC4"/>
-        </w:rPr>
-        <w:t>-v grep</w:t>
-      </w:r>
-      <w:r>
-        <w:rPr>
-          <w:color w:val="BCBEC4"/>
-        </w:rPr>
-        <w:br/>
+        <w:t xml:space="preserve">  </w:t>
       </w:r>
       <w:r>
         <w:rPr>
           <w:color w:val="7A7E85"/>
         </w:rPr>
-        <w:t xml:space="preserve"># If nothing appears, </w:t>
-      </w:r>
-      <w:proofErr w:type="spellStart"/>
+        <w:t>#</w:t>
+      </w:r>
+      <w:proofErr w:type="gramEnd"/>
       <w:r>
         <w:rPr>
           <w:color w:val="7A7E85"/>
         </w:rPr>
-        <w:t>ollama</w:t>
-      </w:r>
-      <w:proofErr w:type="spellEnd"/>
+        <w:t xml:space="preserve"> Press </w:t>
+      </w:r>
+      <w:proofErr w:type="spellStart"/>
       <w:r>
         <w:rPr>
           <w:color w:val="7A7E85"/>
         </w:rPr>
-        <w:t xml:space="preserve"> is stopped</w:t>
+        <w:t>Control+C</w:t>
+      </w:r>
+      <w:proofErr w:type="spellEnd"/>
+      <w:r>
+        <w:rPr>
+          <w:color w:val="7A7E85"/>
+        </w:rPr>
+        <w:t xml:space="preserve"> to stop it</w:t>
       </w:r>
     </w:p>
     <w:p/>
     <w:p>
       <w:r>
-        <w:t xml:space="preserve">To restart </w:t>
-      </w:r>
-      <w:proofErr w:type="spellStart"/>
-      <w:r>
-        <w:t>ollama</w:t>
-      </w:r>
-      <w:proofErr w:type="spellEnd"/>
-      <w:r>
-        <w:t xml:space="preserve"> later:</w:t>
+        <w:t>To check if it's stopped:</w:t>
       </w:r>
     </w:p>
     <w:p>
@@ -1197,10 +1188,131 @@
           <w:color w:val="BCBEC4"/>
         </w:rPr>
       </w:pPr>
+      <w:proofErr w:type="spellStart"/>
       <w:r>
         <w:rPr>
           <w:color w:val="C57633"/>
         </w:rPr>
+        <w:t>ps</w:t>
+      </w:r>
+      <w:proofErr w:type="spellEnd"/>
+      <w:r>
+        <w:rPr>
+          <w:color w:val="C57633"/>
+        </w:rPr>
+        <w:t xml:space="preserve"> </w:t>
+      </w:r>
+      <w:r>
+        <w:rPr>
+          <w:color w:val="BCBEC4"/>
+        </w:rPr>
+        <w:t xml:space="preserve">aux | </w:t>
+      </w:r>
+      <w:r>
+        <w:rPr>
+          <w:color w:val="C57633"/>
+        </w:rPr>
+        <w:t xml:space="preserve">grep </w:t>
+      </w:r>
+      <w:r>
+        <w:rPr>
+          <w:color w:val="BCBEC4"/>
+        </w:rPr>
+        <w:t>-</w:t>
+      </w:r>
+      <w:proofErr w:type="spellStart"/>
+      <w:r>
+        <w:rPr>
+          <w:color w:val="BCBEC4"/>
+        </w:rPr>
+        <w:t>i</w:t>
+      </w:r>
+      <w:proofErr w:type="spellEnd"/>
+      <w:r>
+        <w:rPr>
+          <w:color w:val="BCBEC4"/>
+        </w:rPr>
+        <w:t xml:space="preserve"> </w:t>
+      </w:r>
+      <w:proofErr w:type="spellStart"/>
+      <w:r>
+        <w:rPr>
+          <w:color w:val="BCBEC4"/>
+        </w:rPr>
+        <w:t>ollama</w:t>
+      </w:r>
+      <w:proofErr w:type="spellEnd"/>
+      <w:r>
+        <w:rPr>
+          <w:color w:val="BCBEC4"/>
+        </w:rPr>
+        <w:t xml:space="preserve"> | </w:t>
+      </w:r>
+      <w:r>
+        <w:rPr>
+          <w:color w:val="C57633"/>
+        </w:rPr>
+        <w:t xml:space="preserve">grep </w:t>
+      </w:r>
+      <w:r>
+        <w:rPr>
+          <w:color w:val="BCBEC4"/>
+        </w:rPr>
+        <w:t>-v grep</w:t>
+      </w:r>
+      <w:r>
+        <w:rPr>
+          <w:color w:val="BCBEC4"/>
+        </w:rPr>
+        <w:br/>
+      </w:r>
+      <w:r>
+        <w:rPr>
+          <w:color w:val="7A7E85"/>
+        </w:rPr>
+        <w:t xml:space="preserve"># If nothing appears, </w:t>
+      </w:r>
+      <w:proofErr w:type="spellStart"/>
+      <w:r>
+        <w:rPr>
+          <w:color w:val="7A7E85"/>
+        </w:rPr>
+        <w:t>ollama</w:t>
+      </w:r>
+      <w:proofErr w:type="spellEnd"/>
+      <w:r>
+        <w:rPr>
+          <w:color w:val="7A7E85"/>
+        </w:rPr>
+        <w:t xml:space="preserve"> is stopped</w:t>
+      </w:r>
+    </w:p>
+    <w:p/>
+    <w:p>
+      <w:r>
+        <w:t xml:space="preserve">To restart </w:t>
+      </w:r>
+      <w:proofErr w:type="spellStart"/>
+      <w:r>
+        <w:t>ollama</w:t>
+      </w:r>
+      <w:proofErr w:type="spellEnd"/>
+      <w:r>
+        <w:t xml:space="preserve"> later:</w:t>
+      </w:r>
+    </w:p>
+    <w:p>
+      <w:pPr>
+        <w:pStyle w:val="HTMLPreformatted"/>
+        <w:shd w:val="clear" w:color="auto" w:fill="191A1C"/>
+        <w:rPr>
+          <w:color w:val="BCBEC4"/>
+        </w:rPr>
+      </w:pPr>
+      <w:r>
+        <w:rPr>
+          <w:color w:val="C57633"/>
+        </w:rPr>
         <w:t xml:space="preserve">brew </w:t>
       </w:r>
       <w:r>
@@ -1279,7 +1391,498 @@
       </w:r>
     </w:p>
     <w:p/>
+    <w:p>
+      <w:r>
+        <w:lastRenderedPageBreak/>
+        <w:t xml:space="preserve">If pip install does not work </w:t>
+      </w:r>
+    </w:p>
+    <w:p>
+      <w:r>
+        <w:t>pip install -r requirements.txt</w:t>
+      </w:r>
+    </w:p>
+    <w:p>
+      <w:proofErr w:type="spellStart"/>
+      <w:r>
+        <w:t>zsh</w:t>
+      </w:r>
+      <w:proofErr w:type="spellEnd"/>
+      <w:r>
+        <w:t xml:space="preserve">: command not </w:t>
+      </w:r>
+      <w:proofErr w:type="gramStart"/>
+      <w:r>
+        <w:t>found:</w:t>
+      </w:r>
+      <w:proofErr w:type="gramEnd"/>
+      <w:r>
+        <w:t xml:space="preserve"> pip</w:t>
+      </w:r>
+    </w:p>
     <w:p/>
+    <w:p>
+      <w:r>
+        <w:t xml:space="preserve">then </w:t>
+      </w:r>
+      <w:r>
+        <w:t>Try pip3 instead:</w:t>
+      </w:r>
+    </w:p>
+    <w:p>
+      <w:r>
+        <w:t>pip3 install -r requirements.txt</w:t>
+      </w:r>
+    </w:p>
+    <w:p>
+      <w:r>
+        <w:t>If that also doesn't work, use Python directly:</w:t>
+      </w:r>
+    </w:p>
+    <w:p>
+      <w:r>
+        <w:t>python3 -m pip install -r requirements.txt</w:t>
+      </w:r>
+    </w:p>
+    <w:p/>
+    <w:p>
+      <w:r>
+        <w:t xml:space="preserve">Then start the server with </w:t>
+      </w:r>
+      <w:proofErr w:type="spellStart"/>
+      <w:r>
+        <w:t>Gunicorn</w:t>
+      </w:r>
+      <w:proofErr w:type="spellEnd"/>
+      <w:r>
+        <w:t xml:space="preserve"> </w:t>
+      </w:r>
+      <w:r>
+        <w:t xml:space="preserve">(which is production grade) </w:t>
+      </w:r>
+      <w:r>
+        <w:t xml:space="preserve">instead of </w:t>
+      </w:r>
+    </w:p>
+    <w:p>
+      <w:r>
+        <w:t>python main.py</w:t>
+      </w:r>
+      <w:r>
+        <w:t xml:space="preserve"> (which is good for local dev)</w:t>
+      </w:r>
+    </w:p>
+    <w:p/>
+    <w:p>
+      <w:proofErr w:type="spellStart"/>
+      <w:r>
+        <w:t>gunicorn</w:t>
+      </w:r>
+      <w:proofErr w:type="spellEnd"/>
+      <w:r>
+        <w:t xml:space="preserve"> -w 4 -b 0.0.0.0:</w:t>
+      </w:r>
+      <w:r>
+        <w:t>8</w:t>
+      </w:r>
+      <w:r>
+        <w:t xml:space="preserve">000 </w:t>
+      </w:r>
+      <w:proofErr w:type="spellStart"/>
+      <w:r>
+        <w:t>main:app</w:t>
+      </w:r>
+      <w:proofErr w:type="spellEnd"/>
+    </w:p>
+    <w:p>
+      <w:r>
+        <w:t>-w 4 — 4 worker processes (rule of thumb: 2x CPU cores + 1)</w:t>
+      </w:r>
+    </w:p>
+    <w:p>
+      <w:r>
+        <w:t>-b 0.0.0.0:</w:t>
+      </w:r>
+      <w:r>
+        <w:t>8</w:t>
+      </w:r>
+      <w:r>
+        <w:t xml:space="preserve">000 — binds to all interfaces on port </w:t>
+      </w:r>
+      <w:r>
+        <w:t>8</w:t>
+      </w:r>
+      <w:r>
+        <w:t>000</w:t>
+      </w:r>
+    </w:p>
+    <w:p>
+      <w:proofErr w:type="spellStart"/>
+      <w:r>
+        <w:t>main:app</w:t>
+      </w:r>
+      <w:proofErr w:type="spellEnd"/>
+      <w:r>
+        <w:t xml:space="preserve"> — refers to the app object in main.py</w:t>
+      </w:r>
+    </w:p>
+    <w:p/>
+    <w:p>
+      <w:r>
+        <w:t>if you see this error</w:t>
+      </w:r>
+    </w:p>
+    <w:p>
+      <w:proofErr w:type="spellStart"/>
+      <w:r>
+        <w:t>gunicorn</w:t>
+      </w:r>
+      <w:proofErr w:type="spellEnd"/>
+      <w:r>
+        <w:t xml:space="preserve"> -w 4 -b 0.0.0.0:</w:t>
+      </w:r>
+      <w:r>
+        <w:t>8</w:t>
+      </w:r>
+      <w:r>
+        <w:t xml:space="preserve">000 </w:t>
+      </w:r>
+      <w:proofErr w:type="spellStart"/>
+      <w:r>
+        <w:t>main:app</w:t>
+      </w:r>
+      <w:proofErr w:type="spellEnd"/>
+    </w:p>
+    <w:p>
+      <w:proofErr w:type="spellStart"/>
+      <w:r>
+        <w:t>zsh</w:t>
+      </w:r>
+      <w:proofErr w:type="spellEnd"/>
+      <w:r>
+        <w:t xml:space="preserve">: command not found: </w:t>
+      </w:r>
+      <w:proofErr w:type="spellStart"/>
+      <w:r>
+        <w:t>gunicorn</w:t>
+      </w:r>
+      <w:proofErr w:type="spellEnd"/>
+    </w:p>
+    <w:p/>
+    <w:p>
+      <w:r>
+        <w:t>Kiro</w:t>
+      </w:r>
+    </w:p>
+    <w:p>
+      <w:proofErr w:type="spellStart"/>
+      <w:r>
+        <w:t>Gunicorn</w:t>
+      </w:r>
+      <w:proofErr w:type="spellEnd"/>
+      <w:r>
+        <w:t xml:space="preserve"> was installed inside your virtual environment but isn't on your PATH. Run it via Python:</w:t>
+      </w:r>
+    </w:p>
+    <w:p>
+      <w:r>
+        <w:t xml:space="preserve">python3 -m </w:t>
+      </w:r>
+      <w:proofErr w:type="spellStart"/>
+      <w:r>
+        <w:t>gunicorn</w:t>
+      </w:r>
+      <w:proofErr w:type="spellEnd"/>
+      <w:r>
+        <w:t xml:space="preserve"> -w 4 -b 0.0.0.0:</w:t>
+      </w:r>
+      <w:r>
+        <w:t>8</w:t>
+      </w:r>
+      <w:r>
+        <w:t xml:space="preserve">000 </w:t>
+      </w:r>
+      <w:proofErr w:type="spellStart"/>
+      <w:r>
+        <w:t>main:app</w:t>
+      </w:r>
+      <w:proofErr w:type="spellEnd"/>
+    </w:p>
+    <w:p>
+      <w:r>
+        <w:t xml:space="preserve">Or if you're using </w:t>
+      </w:r>
+      <w:proofErr w:type="gramStart"/>
+      <w:r>
+        <w:t>the .</w:t>
+      </w:r>
+      <w:proofErr w:type="spellStart"/>
+      <w:r>
+        <w:t>venv</w:t>
+      </w:r>
+      <w:proofErr w:type="spellEnd"/>
+      <w:proofErr w:type="gramEnd"/>
+      <w:r>
+        <w:t xml:space="preserve"> in your workspace, activate it first:</w:t>
+      </w:r>
+    </w:p>
+    <w:p/>
+    <w:p>
+      <w:proofErr w:type="gramStart"/>
+      <w:r>
+        <w:t>source .</w:t>
+      </w:r>
+      <w:proofErr w:type="spellStart"/>
+      <w:r>
+        <w:t>venv</w:t>
+      </w:r>
+      <w:proofErr w:type="spellEnd"/>
+      <w:proofErr w:type="gramEnd"/>
+      <w:r>
+        <w:t>/bin/activate</w:t>
+      </w:r>
+    </w:p>
+    <w:p>
+      <w:proofErr w:type="spellStart"/>
+      <w:r>
+        <w:t>gunicorn</w:t>
+      </w:r>
+      <w:proofErr w:type="spellEnd"/>
+      <w:r>
+        <w:t xml:space="preserve"> -w 4 -b 0.0.0.0:</w:t>
+      </w:r>
+      <w:r>
+        <w:t>8</w:t>
+      </w:r>
+      <w:r>
+        <w:t xml:space="preserve">000 </w:t>
+      </w:r>
+      <w:proofErr w:type="spellStart"/>
+      <w:r>
+        <w:t>main:app</w:t>
+      </w:r>
+      <w:proofErr w:type="spellEnd"/>
+    </w:p>
+    <w:p/>
+    <w:p>
+      <w:r>
+        <w:t xml:space="preserve">or run </w:t>
+      </w:r>
+      <w:proofErr w:type="spellStart"/>
+      <w:r>
+        <w:t>gunicorn</w:t>
+      </w:r>
+      <w:proofErr w:type="spellEnd"/>
+      <w:r>
+        <w:t xml:space="preserve"> -w 4 -b 0.0.0.0:</w:t>
+      </w:r>
+      <w:r>
+        <w:t>8</w:t>
+      </w:r>
+      <w:r>
+        <w:t xml:space="preserve">000 </w:t>
+      </w:r>
+      <w:proofErr w:type="spellStart"/>
+      <w:r>
+        <w:t>main:app</w:t>
+      </w:r>
+      <w:proofErr w:type="spellEnd"/>
+    </w:p>
+    <w:p>
+      <w:r>
+        <w:t xml:space="preserve"> inside PyCharm editor</w:t>
+      </w:r>
+    </w:p>
+    <w:p/>
+    <w:p>
+      <w:r>
+        <w:t>if you encounter</w:t>
+      </w:r>
+    </w:p>
+    <w:p>
+      <w:proofErr w:type="spellStart"/>
+      <w:r>
+        <w:t>gunicorn</w:t>
+      </w:r>
+      <w:proofErr w:type="spellEnd"/>
+      <w:r>
+        <w:t xml:space="preserve"> -w 4 -b 0.0.0.0:</w:t>
+      </w:r>
+      <w:r>
+        <w:t>8</w:t>
+      </w:r>
+      <w:r>
+        <w:t xml:space="preserve">000 </w:t>
+      </w:r>
+      <w:proofErr w:type="spellStart"/>
+      <w:r>
+        <w:t>main:app</w:t>
+      </w:r>
+      <w:proofErr w:type="spellEnd"/>
+    </w:p>
+    <w:p>
+      <w:r>
+        <w:t xml:space="preserve">[2026-04-14 17:31:52 +0200] [45800] [INFO] Starting </w:t>
+      </w:r>
+      <w:proofErr w:type="spellStart"/>
+      <w:r>
+        <w:t>gunicorn</w:t>
+      </w:r>
+      <w:proofErr w:type="spellEnd"/>
+      <w:r>
+        <w:t xml:space="preserve"> 25.3.0</w:t>
+      </w:r>
+    </w:p>
+    <w:p>
+      <w:r>
+        <w:t xml:space="preserve">[2026-04-14 17:31:52 +0200] [45800] [ERROR] Connection in use: ('0.0.0.0', </w:t>
+      </w:r>
+      <w:r>
+        <w:t>8</w:t>
+      </w:r>
+      <w:r>
+        <w:t>000)</w:t>
+      </w:r>
+    </w:p>
+    <w:p>
+      <w:r>
+        <w:t xml:space="preserve">[2026-04-14 17:31:52 +0200] [45800] [ERROR] connection to ('0.0.0.0', </w:t>
+      </w:r>
+      <w:r>
+        <w:t>8</w:t>
+      </w:r>
+      <w:r>
+        <w:t>000) failed: [</w:t>
+      </w:r>
+      <w:proofErr w:type="spellStart"/>
+      <w:r>
+        <w:t>Errno</w:t>
+      </w:r>
+      <w:proofErr w:type="spellEnd"/>
+      <w:r>
+        <w:t xml:space="preserve"> 48] Address already in use</w:t>
+      </w:r>
+    </w:p>
+    <w:p/>
+    <w:p>
+      <w:r>
+        <w:t xml:space="preserve">Port </w:t>
+      </w:r>
+      <w:r>
+        <w:t>8</w:t>
+      </w:r>
+      <w:r>
+        <w:t>000 is still occupied by the old Flask dev server. Kill it first:</w:t>
+      </w:r>
+    </w:p>
+    <w:p>
+      <w:proofErr w:type="spellStart"/>
+      <w:r>
+        <w:t>lsof</w:t>
+      </w:r>
+      <w:proofErr w:type="spellEnd"/>
+      <w:r>
+        <w:t xml:space="preserve"> -</w:t>
+      </w:r>
+      <w:proofErr w:type="spellStart"/>
+      <w:r>
+        <w:t>ti</w:t>
+      </w:r>
+      <w:proofErr w:type="spellEnd"/>
+      <w:r>
+        <w:t xml:space="preserve"> :</w:t>
+      </w:r>
+      <w:r>
+        <w:t>8</w:t>
+      </w:r>
+      <w:r>
+        <w:t xml:space="preserve">000 | </w:t>
+      </w:r>
+      <w:proofErr w:type="spellStart"/>
+      <w:r>
+        <w:t>xargs</w:t>
+      </w:r>
+      <w:proofErr w:type="spellEnd"/>
+      <w:r>
+        <w:t xml:space="preserve"> kill -9</w:t>
+      </w:r>
+    </w:p>
+    <w:p>
+      <w:r>
+        <w:t xml:space="preserve">Then start </w:t>
+      </w:r>
+      <w:proofErr w:type="spellStart"/>
+      <w:r>
+        <w:t>Gunicorn</w:t>
+      </w:r>
+      <w:proofErr w:type="spellEnd"/>
+      <w:r>
+        <w:t xml:space="preserve"> again:</w:t>
+      </w:r>
+    </w:p>
+    <w:p>
+      <w:proofErr w:type="spellStart"/>
+      <w:r>
+        <w:t>gunicorn</w:t>
+      </w:r>
+      <w:proofErr w:type="spellEnd"/>
+      <w:r>
+        <w:t xml:space="preserve"> -w 4 -b 0.0.0.0:</w:t>
+      </w:r>
+      <w:r>
+        <w:t>8</w:t>
+      </w:r>
+      <w:r>
+        <w:t xml:space="preserve">000 </w:t>
+      </w:r>
+      <w:proofErr w:type="spellStart"/>
+      <w:r>
+        <w:t>main:app</w:t>
+      </w:r>
+      <w:proofErr w:type="spellEnd"/>
+    </w:p>
+    <w:p/>
+    <w:p>
+      <w:r>
+        <w:t xml:space="preserve">By default, </w:t>
+      </w:r>
+      <w:proofErr w:type="spellStart"/>
+      <w:r>
+        <w:t>Gunicorn</w:t>
+      </w:r>
+      <w:proofErr w:type="spellEnd"/>
+      <w:r>
+        <w:t xml:space="preserve"> doesn't auto-reload. Add the --reload flag for that:</w:t>
+      </w:r>
+    </w:p>
+    <w:p>
+      <w:proofErr w:type="spellStart"/>
+      <w:r>
+        <w:t>gunicorn</w:t>
+      </w:r>
+      <w:proofErr w:type="spellEnd"/>
+      <w:r>
+        <w:t xml:space="preserve"> -w 4 -b 0.0.0.0:8000 --reload </w:t>
+      </w:r>
+      <w:proofErr w:type="spellStart"/>
+      <w:r>
+        <w:t>main:app</w:t>
+      </w:r>
+      <w:proofErr w:type="spellEnd"/>
+    </w:p>
+    <w:p>
+      <w:r>
+        <w:t xml:space="preserve">Keep in mind --reload is meant for development only. In production you'd drop that flag and handle restarts via a process manager like </w:t>
+      </w:r>
+      <w:proofErr w:type="spellStart"/>
+      <w:r>
+        <w:t>systemd</w:t>
+      </w:r>
+      <w:proofErr w:type="spellEnd"/>
+      <w:r>
+        <w:t xml:space="preserve"> or supervisor.</w:t>
+      </w:r>
+    </w:p>
     <w:sectPr>
       <w:pgSz w:w="12240" w:h="15840"/>
       <w:pgMar w:top="1440" w:right="1440" w:bottom="1440" w:left="1440" w:header="720" w:footer="720" w:gutter="0"/>

--- a/ai-demo/ReadMe.docx
+++ b/ai-demo/ReadMe.docx
@@ -11,15 +11,7 @@
     </w:p>
     <w:p>
       <w:r>
-        <w:t xml:space="preserve">Check which all </w:t>
-      </w:r>
-      <w:proofErr w:type="spellStart"/>
-      <w:r>
-        <w:t>Ollama</w:t>
-      </w:r>
-      <w:proofErr w:type="spellEnd"/>
-      <w:r>
-        <w:t xml:space="preserve"> are installed on your local system </w:t>
+        <w:t xml:space="preserve">Check which all Ollama are installed on your local system </w:t>
       </w:r>
     </w:p>
     <w:p>
@@ -51,7 +43,6 @@
           <w:lang w:val="sv-SE"/>
         </w:rPr>
       </w:pPr>
-      <w:proofErr w:type="spellStart"/>
       <w:r>
         <w:rPr>
           <w:rFonts w:ascii="Menlo" w:hAnsi="Menlo" w:cs="Menlo"/>
@@ -61,67 +52,7 @@
           <w:szCs w:val="30"/>
           <w:lang w:val="sv-SE"/>
         </w:rPr>
-        <w:t>msaxena@Manishs-MacBook-Pro</w:t>
-      </w:r>
-      <w:proofErr w:type="spellEnd"/>
-      <w:r>
-        <w:rPr>
-          <w:rFonts w:ascii="Menlo" w:hAnsi="Menlo" w:cs="Menlo"/>
-          <w:color w:val="E0E0E0"/>
-          <w:kern w:val="0"/>
-          <w:sz w:val="30"/>
-          <w:szCs w:val="30"/>
-          <w:lang w:val="sv-SE"/>
-        </w:rPr>
-        <w:t xml:space="preserve"> </w:t>
-      </w:r>
-      <w:proofErr w:type="spellStart"/>
-      <w:r>
-        <w:rPr>
-          <w:rFonts w:ascii="Menlo" w:hAnsi="Menlo" w:cs="Menlo"/>
-          <w:color w:val="E0E0E0"/>
-          <w:kern w:val="0"/>
-          <w:sz w:val="30"/>
-          <w:szCs w:val="30"/>
-          <w:lang w:val="sv-SE"/>
-        </w:rPr>
-        <w:t>ai</w:t>
-      </w:r>
-      <w:proofErr w:type="spellEnd"/>
-      <w:r>
-        <w:rPr>
-          <w:rFonts w:ascii="Menlo" w:hAnsi="Menlo" w:cs="Menlo"/>
-          <w:color w:val="E0E0E0"/>
-          <w:kern w:val="0"/>
-          <w:sz w:val="30"/>
-          <w:szCs w:val="30"/>
-          <w:lang w:val="sv-SE"/>
-        </w:rPr>
-        <w:t xml:space="preserve">-demo % </w:t>
-      </w:r>
-      <w:proofErr w:type="spellStart"/>
-      <w:r>
-        <w:rPr>
-          <w:rFonts w:ascii="Menlo" w:hAnsi="Menlo" w:cs="Menlo"/>
-          <w:color w:val="E0E0E0"/>
-          <w:kern w:val="0"/>
-          <w:sz w:val="30"/>
-          <w:szCs w:val="30"/>
-          <w:lang w:val="sv-SE"/>
-        </w:rPr>
-        <w:t>ollama</w:t>
-      </w:r>
-      <w:proofErr w:type="spellEnd"/>
-      <w:r>
-        <w:rPr>
-          <w:rFonts w:ascii="Menlo" w:hAnsi="Menlo" w:cs="Menlo"/>
-          <w:color w:val="E0E0E0"/>
-          <w:kern w:val="0"/>
-          <w:sz w:val="30"/>
-          <w:szCs w:val="30"/>
-          <w:lang w:val="sv-SE"/>
-        </w:rPr>
-        <w:t xml:space="preserve"> ls</w:t>
+        <w:t>msaxena@Manishs-MacBook-Pro ai-demo % ollama ls</w:t>
       </w:r>
     </w:p>
     <w:p>
@@ -226,7 +157,6 @@
           <w:szCs w:val="30"/>
         </w:rPr>
       </w:pPr>
-      <w:proofErr w:type="spellStart"/>
       <w:r>
         <w:rPr>
           <w:rFonts w:ascii="Menlo" w:hAnsi="Menlo" w:cs="Menlo"/>
@@ -235,9 +165,8 @@
           <w:sz w:val="30"/>
           <w:szCs w:val="30"/>
         </w:rPr>
-        <w:t>ollama</w:t>
-      </w:r>
-      <w:proofErr w:type="spellEnd"/>
+        <w:t>ollama ls</w:t>
+      </w:r>
       <w:r>
         <w:rPr>
           <w:rFonts w:ascii="Menlo" w:hAnsi="Menlo" w:cs="Menlo"/>
@@ -246,7 +175,7 @@
           <w:sz w:val="30"/>
           <w:szCs w:val="30"/>
         </w:rPr>
-        <w:t xml:space="preserve"> ls</w:t>
+        <w:t xml:space="preserve"> =</w:t>
       </w:r>
       <w:r>
         <w:rPr>
@@ -256,7 +185,7 @@
           <w:sz w:val="30"/>
           <w:szCs w:val="30"/>
         </w:rPr>
-        <w:t xml:space="preserve"> =</w:t>
+        <w:t xml:space="preserve"> </w:t>
       </w:r>
       <w:r>
         <w:rPr>
@@ -266,9 +195,8 @@
           <w:sz w:val="30"/>
           <w:szCs w:val="30"/>
         </w:rPr>
-        <w:t xml:space="preserve"> </w:t>
-      </w:r>
-      <w:proofErr w:type="spellStart"/>
+        <w:t>ollama l</w:t>
+      </w:r>
       <w:r>
         <w:rPr>
           <w:rFonts w:ascii="Menlo" w:hAnsi="Menlo" w:cs="Menlo"/>
@@ -277,10 +205,11 @@
           <w:sz w:val="30"/>
           <w:szCs w:val="30"/>
         </w:rPr>
-        <w:t>ollama</w:t>
-      </w:r>
-      <w:proofErr w:type="spellEnd"/>
-      <w:r>
+        <w:t>ist</w:t>
+      </w:r>
+    </w:p>
+    <w:p>
+      <w:pPr>
         <w:rPr>
           <w:rFonts w:ascii="Menlo" w:hAnsi="Menlo" w:cs="Menlo"/>
           <w:color w:val="E0E0E0"/>
@@ -288,9 +217,10 @@
           <w:sz w:val="30"/>
           <w:szCs w:val="30"/>
         </w:rPr>
-        <w:t xml:space="preserve"> l</w:t>
-      </w:r>
-      <w:r>
+      </w:pPr>
+    </w:p>
+    <w:p>
+      <w:pPr>
         <w:rPr>
           <w:rFonts w:ascii="Menlo" w:hAnsi="Menlo" w:cs="Menlo"/>
           <w:color w:val="E0E0E0"/>
@@ -298,11 +228,8 @@
           <w:sz w:val="30"/>
           <w:szCs w:val="30"/>
         </w:rPr>
-        <w:t>ist</w:t>
-      </w:r>
-    </w:p>
-    <w:p>
-      <w:pPr>
+      </w:pPr>
+      <w:r>
         <w:rPr>
           <w:rFonts w:ascii="Menlo" w:hAnsi="Menlo" w:cs="Menlo"/>
           <w:color w:val="E0E0E0"/>
@@ -310,7 +237,8 @@
           <w:sz w:val="30"/>
           <w:szCs w:val="30"/>
         </w:rPr>
-      </w:pPr>
+        <w:t>to pull a new version to your local machine, run following command</w:t>
+      </w:r>
     </w:p>
     <w:p>
       <w:pPr>
@@ -330,62 +258,7 @@
           <w:sz w:val="30"/>
           <w:szCs w:val="30"/>
         </w:rPr>
-        <w:t>to pull a new version to your local machine, run following command</w:t>
-      </w:r>
-    </w:p>
-    <w:p>
-      <w:pPr>
-        <w:rPr>
-          <w:rFonts w:ascii="Menlo" w:hAnsi="Menlo" w:cs="Menlo"/>
-          <w:color w:val="E0E0E0"/>
-          <w:kern w:val="0"/>
-          <w:sz w:val="30"/>
-          <w:szCs w:val="30"/>
-        </w:rPr>
-      </w:pPr>
-      <w:proofErr w:type="spellStart"/>
-      <w:r>
-        <w:rPr>
-          <w:rFonts w:ascii="Menlo" w:hAnsi="Menlo" w:cs="Menlo"/>
-          <w:color w:val="E0E0E0"/>
-          <w:kern w:val="0"/>
-          <w:sz w:val="30"/>
-          <w:szCs w:val="30"/>
-        </w:rPr>
-        <w:t>ollama</w:t>
-      </w:r>
-      <w:proofErr w:type="spellEnd"/>
-      <w:r>
-        <w:rPr>
-          <w:rFonts w:ascii="Menlo" w:hAnsi="Menlo" w:cs="Menlo"/>
-          <w:color w:val="E0E0E0"/>
-          <w:kern w:val="0"/>
-          <w:sz w:val="30"/>
-          <w:szCs w:val="30"/>
-        </w:rPr>
-        <w:t xml:space="preserve"> pull &lt;</w:t>
-      </w:r>
-      <w:proofErr w:type="spellStart"/>
-      <w:r>
-        <w:rPr>
-          <w:rFonts w:ascii="Menlo" w:hAnsi="Menlo" w:cs="Menlo"/>
-          <w:color w:val="E0E0E0"/>
-          <w:kern w:val="0"/>
-          <w:sz w:val="30"/>
-          <w:szCs w:val="30"/>
-        </w:rPr>
-        <w:t>model_name_or_version</w:t>
-      </w:r>
-      <w:proofErr w:type="spellEnd"/>
-      <w:r>
-        <w:rPr>
-          <w:rFonts w:ascii="Menlo" w:hAnsi="Menlo" w:cs="Menlo"/>
-          <w:color w:val="E0E0E0"/>
-          <w:kern w:val="0"/>
-          <w:sz w:val="30"/>
-          <w:szCs w:val="30"/>
-        </w:rPr>
-        <w:t>&gt;</w:t>
+        <w:t>ollama pull &lt;model_name_or_version&gt;</w:t>
       </w:r>
     </w:p>
     <w:p>
@@ -428,7 +301,6 @@
           <w:lang w:val="sv-SE"/>
         </w:rPr>
       </w:pPr>
-      <w:proofErr w:type="spellStart"/>
       <w:r>
         <w:rPr>
           <w:rFonts w:ascii="Menlo" w:hAnsi="Menlo" w:cs="Menlo"/>
@@ -438,21 +310,19 @@
           <w:szCs w:val="30"/>
           <w:lang w:val="sv-SE"/>
         </w:rPr>
-        <w:t>msaxena@Manishs-MacBook-Pro</w:t>
-      </w:r>
-      <w:proofErr w:type="spellEnd"/>
-      <w:r>
+        <w:t>msaxena@Manishs-MacBook-Pro ai-demo % ollama --version</w:t>
+      </w:r>
+    </w:p>
+    <w:p>
+      <w:pPr>
         <w:rPr>
           <w:rFonts w:ascii="Menlo" w:hAnsi="Menlo" w:cs="Menlo"/>
           <w:color w:val="E0E0E0"/>
           <w:kern w:val="0"/>
           <w:sz w:val="30"/>
           <w:szCs w:val="30"/>
-          <w:lang w:val="sv-SE"/>
-        </w:rPr>
-        <w:t xml:space="preserve"> </w:t>
-      </w:r>
-      <w:proofErr w:type="spellStart"/>
+        </w:rPr>
+      </w:pPr>
       <w:r>
         <w:rPr>
           <w:rFonts w:ascii="Menlo" w:hAnsi="Menlo" w:cs="Menlo"/>
@@ -460,88 +330,18 @@
           <w:kern w:val="0"/>
           <w:sz w:val="30"/>
           <w:szCs w:val="30"/>
-          <w:lang w:val="sv-SE"/>
-        </w:rPr>
-        <w:t>ai</w:t>
-      </w:r>
-      <w:proofErr w:type="spellEnd"/>
-      <w:r>
+        </w:rPr>
+        <w:t>ollama version is 0.18.2</w:t>
+      </w:r>
+    </w:p>
+    <w:p>
+      <w:pPr>
         <w:rPr>
           <w:rFonts w:ascii="Menlo" w:hAnsi="Menlo" w:cs="Menlo"/>
           <w:color w:val="E0E0E0"/>
           <w:kern w:val="0"/>
           <w:sz w:val="30"/>
           <w:szCs w:val="30"/>
-          <w:lang w:val="sv-SE"/>
-        </w:rPr>
-        <w:t xml:space="preserve">-demo % </w:t>
-      </w:r>
-      <w:proofErr w:type="spellStart"/>
-      <w:r>
-        <w:rPr>
-          <w:rFonts w:ascii="Menlo" w:hAnsi="Menlo" w:cs="Menlo"/>
-          <w:color w:val="E0E0E0"/>
-          <w:kern w:val="0"/>
-          <w:sz w:val="30"/>
-          <w:szCs w:val="30"/>
-          <w:lang w:val="sv-SE"/>
-        </w:rPr>
-        <w:t>ollama</w:t>
-      </w:r>
-      <w:proofErr w:type="spellEnd"/>
-      <w:r>
-        <w:rPr>
-          <w:rFonts w:ascii="Menlo" w:hAnsi="Menlo" w:cs="Menlo"/>
-          <w:color w:val="E0E0E0"/>
-          <w:kern w:val="0"/>
-          <w:sz w:val="30"/>
-          <w:szCs w:val="30"/>
-          <w:lang w:val="sv-SE"/>
-        </w:rPr>
-        <w:t xml:space="preserve"> --version</w:t>
-      </w:r>
-    </w:p>
-    <w:p>
-      <w:pPr>
-        <w:rPr>
-          <w:rFonts w:ascii="Menlo" w:hAnsi="Menlo" w:cs="Menlo"/>
-          <w:color w:val="E0E0E0"/>
-          <w:kern w:val="0"/>
-          <w:sz w:val="30"/>
-          <w:szCs w:val="30"/>
-        </w:rPr>
-      </w:pPr>
-      <w:proofErr w:type="spellStart"/>
-      <w:r>
-        <w:rPr>
-          <w:rFonts w:ascii="Menlo" w:hAnsi="Menlo" w:cs="Menlo"/>
-          <w:color w:val="E0E0E0"/>
-          <w:kern w:val="0"/>
-          <w:sz w:val="30"/>
-          <w:szCs w:val="30"/>
-        </w:rPr>
-        <w:t>ollama</w:t>
-      </w:r>
-      <w:proofErr w:type="spellEnd"/>
-      <w:r>
-        <w:rPr>
-          <w:rFonts w:ascii="Menlo" w:hAnsi="Menlo" w:cs="Menlo"/>
-          <w:color w:val="E0E0E0"/>
-          <w:kern w:val="0"/>
-          <w:sz w:val="30"/>
-          <w:szCs w:val="30"/>
-        </w:rPr>
-        <w:t xml:space="preserve"> version is 0.18.2</w:t>
-      </w:r>
-    </w:p>
-    <w:p>
-      <w:pPr>
-        <w:rPr>
-          <w:rFonts w:ascii="Menlo" w:hAnsi="Menlo" w:cs="Menlo"/>
-          <w:color w:val="E0E0E0"/>
-          <w:kern w:val="0"/>
-          <w:sz w:val="30"/>
-          <w:szCs w:val="30"/>
         </w:rPr>
       </w:pPr>
     </w:p>
@@ -551,13 +351,8 @@
       </w:r>
     </w:p>
     <w:p>
-      <w:proofErr w:type="spellStart"/>
-      <w:r>
-        <w:t>Ollama</w:t>
-      </w:r>
-      <w:proofErr w:type="spellEnd"/>
-      <w:r>
-        <w:t xml:space="preserve"> typically runs as a background service/daemon</w:t>
+      <w:r>
+        <w:t>Ollama typically runs as a background service/daemon</w:t>
       </w:r>
     </w:p>
     <w:p>
@@ -572,15 +367,7 @@
     </w:p>
     <w:p>
       <w:r>
-        <w:t>You can use it immediately without having to manually start it each time (</w:t>
-      </w:r>
-      <w:proofErr w:type="gramStart"/>
-      <w:r>
-        <w:t>as long as</w:t>
-      </w:r>
-      <w:proofErr w:type="gramEnd"/>
-      <w:r>
-        <w:t xml:space="preserve"> the service is active)</w:t>
+        <w:t>You can use it immediately without having to manually start it each time (as long as the service is active)</w:t>
       </w:r>
     </w:p>
     <w:p>
@@ -666,22 +453,20 @@
           <w:lang w:val="sv-SE"/>
           <w14:ligatures w14:val="none"/>
         </w:rPr>
-        <w:t xml:space="preserve">-i </w:t>
-      </w:r>
-      <w:proofErr w:type="spellStart"/>
+        <w:t xml:space="preserve">-i ollama | </w:t>
+      </w:r>
       <w:r>
         <w:rPr>
           <w:rFonts w:ascii="Inter" w:eastAsia="Times New Roman" w:hAnsi="Inter" w:cs="Courier New"/>
-          <w:color w:val="BCBEC4"/>
+          <w:color w:val="C57633"/>
           <w:kern w:val="0"/>
           <w:sz w:val="20"/>
           <w:szCs w:val="20"/>
           <w:lang w:val="sv-SE"/>
           <w14:ligatures w14:val="none"/>
         </w:rPr>
-        <w:t>ollama</w:t>
-      </w:r>
-      <w:proofErr w:type="spellEnd"/>
+        <w:t xml:space="preserve">grep </w:t>
+      </w:r>
       <w:r>
         <w:rPr>
           <w:rFonts w:ascii="Inter" w:eastAsia="Times New Roman" w:hAnsi="Inter" w:cs="Courier New"/>
@@ -692,150 +477,33 @@
           <w:lang w:val="sv-SE"/>
           <w14:ligatures w14:val="none"/>
         </w:rPr>
-        <w:t xml:space="preserve"> | </w:t>
-      </w:r>
-      <w:r>
-        <w:rPr>
-          <w:rFonts w:ascii="Inter" w:eastAsia="Times New Roman" w:hAnsi="Inter" w:cs="Courier New"/>
-          <w:color w:val="C57633"/>
-          <w:kern w:val="0"/>
-          <w:sz w:val="20"/>
-          <w:szCs w:val="20"/>
+        <w:t>-v grep</w:t>
+      </w:r>
+    </w:p>
+    <w:p>
+      <w:pPr>
+        <w:rPr>
           <w:lang w:val="sv-SE"/>
-          <w14:ligatures w14:val="none"/>
-        </w:rPr>
-        <w:t xml:space="preserve">grep </w:t>
-      </w:r>
-      <w:r>
-        <w:rPr>
-          <w:rFonts w:ascii="Inter" w:eastAsia="Times New Roman" w:hAnsi="Inter" w:cs="Courier New"/>
-          <w:color w:val="BCBEC4"/>
-          <w:kern w:val="0"/>
-          <w:sz w:val="20"/>
-          <w:szCs w:val="20"/>
+        </w:rPr>
+      </w:pPr>
+    </w:p>
+    <w:p>
+      <w:pPr>
+        <w:rPr>
           <w:lang w:val="sv-SE"/>
-          <w14:ligatures w14:val="none"/>
-        </w:rPr>
-        <w:t>-v grep</w:t>
-      </w:r>
-    </w:p>
-    <w:p>
-      <w:pPr>
+        </w:rPr>
+      </w:pPr>
+      <w:r>
         <w:rPr>
           <w:lang w:val="sv-SE"/>
         </w:rPr>
-      </w:pPr>
-    </w:p>
-    <w:p>
-      <w:pPr>
-        <w:rPr>
-          <w:lang w:val="sv-SE"/>
-        </w:rPr>
-      </w:pPr>
-      <w:r>
-        <w:rPr>
-          <w:lang w:val="sv-SE"/>
-        </w:rPr>
         <w:lastRenderedPageBreak/>
-        <w:t>(.</w:t>
-      </w:r>
-      <w:proofErr w:type="spellStart"/>
-      <w:r>
-        <w:rPr>
-          <w:lang w:val="sv-SE"/>
-        </w:rPr>
-        <w:t>venv</w:t>
-      </w:r>
-      <w:proofErr w:type="spellEnd"/>
-      <w:r>
-        <w:rPr>
-          <w:lang w:val="sv-SE"/>
-        </w:rPr>
-        <w:t xml:space="preserve">) </w:t>
-      </w:r>
-      <w:proofErr w:type="spellStart"/>
-      <w:r>
-        <w:rPr>
-          <w:lang w:val="sv-SE"/>
-        </w:rPr>
-        <w:t>msaxena@Manishs-MacBook-Pro</w:t>
-      </w:r>
-      <w:proofErr w:type="spellEnd"/>
-      <w:r>
-        <w:rPr>
-          <w:lang w:val="sv-SE"/>
-        </w:rPr>
-        <w:t xml:space="preserve"> </w:t>
-      </w:r>
-      <w:proofErr w:type="spellStart"/>
-      <w:r>
-        <w:rPr>
-          <w:lang w:val="sv-SE"/>
-        </w:rPr>
-        <w:t>ai</w:t>
-      </w:r>
-      <w:proofErr w:type="spellEnd"/>
-      <w:r>
-        <w:rPr>
-          <w:lang w:val="sv-SE"/>
-        </w:rPr>
-        <w:t xml:space="preserve">-demo % ps aux | grep -i </w:t>
-      </w:r>
-      <w:proofErr w:type="spellStart"/>
-      <w:r>
-        <w:rPr>
-          <w:lang w:val="sv-SE"/>
-        </w:rPr>
-        <w:t>ollama</w:t>
-      </w:r>
-      <w:proofErr w:type="spellEnd"/>
-      <w:r>
-        <w:rPr>
-          <w:lang w:val="sv-SE"/>
-        </w:rPr>
-        <w:t xml:space="preserve"> | grep -v grep</w:t>
-      </w:r>
-    </w:p>
-    <w:p>
-      <w:proofErr w:type="spellStart"/>
-      <w:r>
-        <w:t>msaxena</w:t>
-      </w:r>
-      <w:proofErr w:type="spellEnd"/>
-      <w:r>
-        <w:t xml:space="preserve">          42520   </w:t>
-      </w:r>
-      <w:proofErr w:type="gramStart"/>
-      <w:r>
-        <w:t>0.0  0.1</w:t>
-      </w:r>
-      <w:proofErr w:type="gramEnd"/>
-      <w:r>
-        <w:t xml:space="preserve"> </w:t>
-      </w:r>
-      <w:proofErr w:type="gramStart"/>
-      <w:r>
-        <w:t>436712192  29184</w:t>
-      </w:r>
-      <w:proofErr w:type="gramEnd"/>
-      <w:r>
-        <w:t xml:space="preserve"> s</w:t>
-      </w:r>
-      <w:proofErr w:type="gramStart"/>
-      <w:r>
-        <w:t>002  S</w:t>
-      </w:r>
-      <w:proofErr w:type="gramEnd"/>
-      <w:r>
-        <w:t xml:space="preserve">     4:10PM   0:00.05 /opt/homebrew/bin/</w:t>
-      </w:r>
-      <w:proofErr w:type="spellStart"/>
-      <w:r>
-        <w:t>ollama</w:t>
-      </w:r>
-      <w:proofErr w:type="spellEnd"/>
-      <w:r>
-        <w:t xml:space="preserve"> serve</w:t>
+        <w:t>(.venv) msaxena@Manishs-MacBook-Pro ai-demo % ps aux | grep -i ollama | grep -v grep</w:t>
+      </w:r>
+    </w:p>
+    <w:p>
+      <w:r>
+        <w:t>msaxena          42520   0.0  0.1 436712192  29184 s002  S     4:10PM   0:00.05 /opt/homebrew/bin/ollama serve</w:t>
       </w:r>
     </w:p>
     <w:p/>
@@ -851,41 +519,19 @@
         <w:rPr>
           <w:color w:val="7A7E85"/>
         </w:rPr>
-        <w:t xml:space="preserve"># Start </w:t>
-      </w:r>
-      <w:proofErr w:type="spellStart"/>
+        <w:t># Start ollama (if not running)</w:t>
+      </w:r>
       <w:r>
         <w:rPr>
           <w:color w:val="7A7E85"/>
         </w:rPr>
-        <w:t>ollama</w:t>
-      </w:r>
-      <w:proofErr w:type="spellEnd"/>
-      <w:r>
-        <w:rPr>
-          <w:color w:val="7A7E85"/>
-        </w:rPr>
-        <w:t xml:space="preserve"> (if not running)</w:t>
-      </w:r>
-      <w:r>
-        <w:rPr>
-          <w:color w:val="7A7E85"/>
-        </w:rPr>
         <w:br/>
       </w:r>
-      <w:proofErr w:type="spellStart"/>
       <w:r>
         <w:rPr>
           <w:color w:val="C57633"/>
         </w:rPr>
-        <w:t>ollama</w:t>
-      </w:r>
-      <w:proofErr w:type="spellEnd"/>
-      <w:r>
-        <w:rPr>
-          <w:color w:val="C57633"/>
-        </w:rPr>
-        <w:t xml:space="preserve"> </w:t>
+        <w:t xml:space="preserve">ollama </w:t>
       </w:r>
       <w:r>
         <w:rPr>
@@ -934,49 +580,19 @@
         <w:rPr>
           <w:color w:val="BCBEC4"/>
         </w:rPr>
-        <w:t xml:space="preserve">services restart </w:t>
-      </w:r>
-      <w:proofErr w:type="spellStart"/>
-      <w:proofErr w:type="gramStart"/>
-      <w:r>
-        <w:rPr>
-          <w:color w:val="BCBEC4"/>
-        </w:rPr>
-        <w:t>ollama</w:t>
-      </w:r>
-      <w:proofErr w:type="spellEnd"/>
-      <w:r>
-        <w:rPr>
-          <w:color w:val="BCBEC4"/>
-        </w:rPr>
-        <w:t xml:space="preserve">  </w:t>
+        <w:t xml:space="preserve">services restart ollama  </w:t>
       </w:r>
       <w:r>
         <w:rPr>
           <w:color w:val="7A7E85"/>
         </w:rPr>
-        <w:t>#</w:t>
-      </w:r>
-      <w:proofErr w:type="gramEnd"/>
-      <w:r>
-        <w:rPr>
-          <w:color w:val="7A7E85"/>
-        </w:rPr>
-        <w:t xml:space="preserve"> if installed via Homebrew</w:t>
-      </w:r>
-    </w:p>
-    <w:p/>
-    <w:p>
-      <w:r>
-        <w:t xml:space="preserve">Here are the ways to stop </w:t>
-      </w:r>
-      <w:proofErr w:type="spellStart"/>
-      <w:r>
-        <w:t>ollama</w:t>
-      </w:r>
-      <w:proofErr w:type="spellEnd"/>
-      <w:r>
-        <w:t>:</w:t>
+        <w:t># if installed via Homebrew</w:t>
+      </w:r>
+    </w:p>
+    <w:p/>
+    <w:p>
+      <w:r>
+        <w:t>Here are the ways to stop ollama:</w:t>
       </w:r>
     </w:p>
     <w:p>
@@ -1002,16 +618,8 @@
         <w:rPr>
           <w:color w:val="BCBEC4"/>
         </w:rPr>
-        <w:t xml:space="preserve">services stop </w:t>
-      </w:r>
-      <w:proofErr w:type="spellStart"/>
-      <w:r>
-        <w:rPr>
-          <w:color w:val="BCBEC4"/>
-        </w:rPr>
-        <w:t>ollama</w:t>
-      </w:r>
-      <w:proofErr w:type="spellEnd"/>
+        <w:t>services stop ollama</w:t>
+      </w:r>
     </w:p>
     <w:p/>
     <w:p>
@@ -1033,7 +641,6 @@
         </w:rPr>
         <w:t xml:space="preserve">kill </w:t>
       </w:r>
-      <w:proofErr w:type="gramStart"/>
       <w:r>
         <w:rPr>
           <w:color w:val="2AACB8"/>
@@ -1044,77 +651,38 @@
         <w:rPr>
           <w:color w:val="7A7E85"/>
         </w:rPr>
-        <w:t>#</w:t>
-      </w:r>
-      <w:proofErr w:type="gramEnd"/>
+        <w:t># Using the PID we found earlier</w:t>
+      </w:r>
       <w:r>
         <w:rPr>
           <w:color w:val="7A7E85"/>
         </w:rPr>
-        <w:t xml:space="preserve"> Using the PID we found earlier</w:t>
+        <w:br/>
+        <w:t># Or kill all ollama processes:</w:t>
       </w:r>
       <w:r>
         <w:rPr>
           <w:color w:val="7A7E85"/>
         </w:rPr>
         <w:br/>
-        <w:t xml:space="preserve"># Or kill all </w:t>
-      </w:r>
-      <w:proofErr w:type="spellStart"/>
-      <w:r>
-        <w:rPr>
-          <w:color w:val="7A7E85"/>
+      </w:r>
+      <w:r>
+        <w:rPr>
+          <w:color w:val="C57633"/>
+        </w:rPr>
+        <w:t xml:space="preserve">killall </w:t>
+      </w:r>
+      <w:r>
+        <w:rPr>
+          <w:color w:val="BCBEC4"/>
         </w:rPr>
         <w:t>ollama</w:t>
       </w:r>
-      <w:proofErr w:type="spellEnd"/>
-      <w:r>
-        <w:rPr>
-          <w:color w:val="7A7E85"/>
-        </w:rPr>
-        <w:t xml:space="preserve"> processes:</w:t>
-      </w:r>
-      <w:r>
-        <w:rPr>
-          <w:color w:val="7A7E85"/>
-        </w:rPr>
-        <w:br/>
-      </w:r>
-      <w:proofErr w:type="spellStart"/>
-      <w:r>
-        <w:rPr>
-          <w:color w:val="C57633"/>
-        </w:rPr>
-        <w:t>killall</w:t>
-      </w:r>
-      <w:proofErr w:type="spellEnd"/>
-      <w:r>
-        <w:rPr>
-          <w:color w:val="C57633"/>
-        </w:rPr>
-        <w:t xml:space="preserve"> </w:t>
-      </w:r>
-      <w:proofErr w:type="spellStart"/>
-      <w:r>
-        <w:rPr>
-          <w:color w:val="BCBEC4"/>
-        </w:rPr>
-        <w:t>ollama</w:t>
-      </w:r>
-      <w:proofErr w:type="spellEnd"/>
-    </w:p>
-    <w:p/>
-    <w:p>
-      <w:r>
-        <w:t xml:space="preserve">Option 3: If </w:t>
-      </w:r>
-      <w:proofErr w:type="spellStart"/>
-      <w:r>
-        <w:t>ollama</w:t>
-      </w:r>
-      <w:proofErr w:type="spellEnd"/>
-      <w:r>
-        <w:t xml:space="preserve"> is running in a terminal foreground</w:t>
+    </w:p>
+    <w:p/>
+    <w:p>
+      <w:r>
+        <w:t>Option 3: If ollama is running in a terminal foreground</w:t>
       </w:r>
     </w:p>
     <w:p>
@@ -1125,53 +693,17 @@
           <w:color w:val="BCBEC4"/>
         </w:rPr>
       </w:pPr>
-      <w:proofErr w:type="spellStart"/>
       <w:r>
         <w:rPr>
           <w:color w:val="C57633"/>
         </w:rPr>
-        <w:t>Ctrl+</w:t>
-      </w:r>
-      <w:proofErr w:type="gramStart"/>
-      <w:r>
-        <w:rPr>
-          <w:color w:val="C57633"/>
-        </w:rPr>
-        <w:t>C</w:t>
-      </w:r>
-      <w:proofErr w:type="spellEnd"/>
-      <w:r>
-        <w:rPr>
-          <w:color w:val="C57633"/>
-        </w:rPr>
-        <w:t xml:space="preserve">  </w:t>
+        <w:t xml:space="preserve">Ctrl+C  </w:t>
       </w:r>
       <w:r>
         <w:rPr>
           <w:color w:val="7A7E85"/>
         </w:rPr>
-        <w:t>#</w:t>
-      </w:r>
-      <w:proofErr w:type="gramEnd"/>
-      <w:r>
-        <w:rPr>
-          <w:color w:val="7A7E85"/>
-        </w:rPr>
-        <w:t xml:space="preserve"> Press </w:t>
-      </w:r>
-      <w:proofErr w:type="spellStart"/>
-      <w:r>
-        <w:rPr>
-          <w:color w:val="7A7E85"/>
-        </w:rPr>
-        <w:t>Control+C</w:t>
-      </w:r>
-      <w:proofErr w:type="spellEnd"/>
-      <w:r>
-        <w:rPr>
-          <w:color w:val="7A7E85"/>
-        </w:rPr>
-        <w:t xml:space="preserve"> to stop it</w:t>
+        <w:t># Press Control+C to stop it</w:t>
       </w:r>
     </w:p>
     <w:p/>
@@ -1188,25 +720,29 @@
           <w:color w:val="BCBEC4"/>
         </w:rPr>
       </w:pPr>
-      <w:proofErr w:type="spellStart"/>
       <w:r>
         <w:rPr>
           <w:color w:val="C57633"/>
         </w:rPr>
-        <w:t>ps</w:t>
-      </w:r>
-      <w:proofErr w:type="spellEnd"/>
+        <w:t xml:space="preserve">ps </w:t>
+      </w:r>
+      <w:r>
+        <w:rPr>
+          <w:color w:val="BCBEC4"/>
+        </w:rPr>
+        <w:t xml:space="preserve">aux | </w:t>
+      </w:r>
       <w:r>
         <w:rPr>
           <w:color w:val="C57633"/>
         </w:rPr>
-        <w:t xml:space="preserve"> </w:t>
+        <w:t xml:space="preserve">grep </w:t>
       </w:r>
       <w:r>
         <w:rPr>
           <w:color w:val="BCBEC4"/>
         </w:rPr>
-        <w:t xml:space="preserve">aux | </w:t>
+        <w:t xml:space="preserve">-i ollama | </w:t>
       </w:r>
       <w:r>
         <w:rPr>
@@ -1218,87 +754,25 @@
         <w:rPr>
           <w:color w:val="BCBEC4"/>
         </w:rPr>
-        <w:t>-</w:t>
-      </w:r>
-      <w:proofErr w:type="spellStart"/>
+        <w:t>-v grep</w:t>
+      </w:r>
       <w:r>
         <w:rPr>
           <w:color w:val="BCBEC4"/>
         </w:rPr>
-        <w:t>i</w:t>
-      </w:r>
-      <w:proofErr w:type="spellEnd"/>
-      <w:r>
-        <w:rPr>
-          <w:color w:val="BCBEC4"/>
-        </w:rPr>
-        <w:t xml:space="preserve"> </w:t>
-      </w:r>
-      <w:proofErr w:type="spellStart"/>
-      <w:r>
-        <w:rPr>
-          <w:color w:val="BCBEC4"/>
-        </w:rPr>
-        <w:t>ollama</w:t>
-      </w:r>
-      <w:proofErr w:type="spellEnd"/>
-      <w:r>
-        <w:rPr>
-          <w:color w:val="BCBEC4"/>
-        </w:rPr>
-        <w:t xml:space="preserve"> | </w:t>
-      </w:r>
-      <w:r>
-        <w:rPr>
-          <w:color w:val="C57633"/>
-        </w:rPr>
-        <w:t xml:space="preserve">grep </w:t>
-      </w:r>
-      <w:r>
-        <w:rPr>
-          <w:color w:val="BCBEC4"/>
-        </w:rPr>
-        <w:t>-v grep</w:t>
-      </w:r>
-      <w:r>
-        <w:rPr>
-          <w:color w:val="BCBEC4"/>
-        </w:rPr>
         <w:br/>
       </w:r>
       <w:r>
         <w:rPr>
           <w:color w:val="7A7E85"/>
         </w:rPr>
-        <w:t xml:space="preserve"># If nothing appears, </w:t>
-      </w:r>
-      <w:proofErr w:type="spellStart"/>
-      <w:r>
-        <w:rPr>
-          <w:color w:val="7A7E85"/>
-        </w:rPr>
-        <w:t>ollama</w:t>
-      </w:r>
-      <w:proofErr w:type="spellEnd"/>
-      <w:r>
-        <w:rPr>
-          <w:color w:val="7A7E85"/>
-        </w:rPr>
-        <w:t xml:space="preserve"> is stopped</w:t>
-      </w:r>
-    </w:p>
-    <w:p/>
-    <w:p>
-      <w:r>
-        <w:t xml:space="preserve">To restart </w:t>
-      </w:r>
-      <w:proofErr w:type="spellStart"/>
-      <w:r>
-        <w:t>ollama</w:t>
-      </w:r>
-      <w:proofErr w:type="spellEnd"/>
-      <w:r>
-        <w:t xml:space="preserve"> later:</w:t>
+        <w:t># If nothing appears, ollama is stopped</w:t>
+      </w:r>
+    </w:p>
+    <w:p/>
+    <w:p>
+      <w:r>
+        <w:t>To restart ollama later:</w:t>
       </w:r>
     </w:p>
     <w:p>
@@ -1319,75 +793,43 @@
         <w:rPr>
           <w:color w:val="BCBEC4"/>
         </w:rPr>
-        <w:t xml:space="preserve">services start </w:t>
-      </w:r>
-      <w:proofErr w:type="spellStart"/>
+        <w:t>services start ollama</w:t>
+      </w:r>
       <w:r>
         <w:rPr>
           <w:color w:val="BCBEC4"/>
         </w:rPr>
-        <w:t>ollama</w:t>
-      </w:r>
-      <w:proofErr w:type="spellEnd"/>
+        <w:br/>
+      </w:r>
+      <w:r>
+        <w:rPr>
+          <w:color w:val="7A7E85"/>
+        </w:rPr>
+        <w:t># Or manually:</w:t>
+      </w:r>
+      <w:r>
+        <w:rPr>
+          <w:color w:val="7A7E85"/>
+        </w:rPr>
+        <w:br/>
+      </w:r>
+      <w:r>
+        <w:rPr>
+          <w:color w:val="C57633"/>
+        </w:rPr>
+        <w:t xml:space="preserve">ollama </w:t>
+      </w:r>
       <w:r>
         <w:rPr>
           <w:color w:val="BCBEC4"/>
         </w:rPr>
-        <w:br/>
-      </w:r>
-      <w:r>
-        <w:rPr>
-          <w:color w:val="7A7E85"/>
-        </w:rPr>
-        <w:t># Or manually:</w:t>
-      </w:r>
-      <w:r>
-        <w:rPr>
-          <w:color w:val="7A7E85"/>
-        </w:rPr>
-        <w:br/>
-      </w:r>
-      <w:proofErr w:type="spellStart"/>
-      <w:r>
-        <w:rPr>
-          <w:color w:val="C57633"/>
-        </w:rPr>
-        <w:t>ollama</w:t>
-      </w:r>
-      <w:proofErr w:type="spellEnd"/>
-      <w:r>
-        <w:rPr>
-          <w:color w:val="C57633"/>
-        </w:rPr>
-        <w:t xml:space="preserve"> </w:t>
-      </w:r>
-      <w:r>
-        <w:rPr>
-          <w:color w:val="BCBEC4"/>
-        </w:rPr>
         <w:t>serve</w:t>
       </w:r>
     </w:p>
     <w:p/>
     <w:p>
       <w:r>
-        <w:t xml:space="preserve">Since you're on macOS and </w:t>
-      </w:r>
-      <w:proofErr w:type="spellStart"/>
-      <w:r>
-        <w:t>ollama</w:t>
-      </w:r>
-      <w:proofErr w:type="spellEnd"/>
-      <w:r>
-        <w:t xml:space="preserve"> is likely installed via Homebrew, I'd recommend using brew services stop </w:t>
-      </w:r>
-      <w:proofErr w:type="spellStart"/>
-      <w:r>
-        <w:t>ollama</w:t>
-      </w:r>
-      <w:proofErr w:type="spellEnd"/>
-      <w:r>
-        <w:t xml:space="preserve"> to stop it properly. Let me know if you need anything else!</w:t>
+        <w:t>Since you're on macOS and ollama is likely installed via Homebrew, I'd recommend using brew services stop ollama to stop it properly. Let me know if you need anything else!</w:t>
       </w:r>
     </w:p>
     <w:p/>
@@ -1403,21 +845,8 @@
       </w:r>
     </w:p>
     <w:p>
-      <w:proofErr w:type="spellStart"/>
-      <w:r>
-        <w:t>zsh</w:t>
-      </w:r>
-      <w:proofErr w:type="spellEnd"/>
-      <w:r>
-        <w:t xml:space="preserve">: command not </w:t>
-      </w:r>
-      <w:proofErr w:type="gramStart"/>
-      <w:r>
-        <w:t>found:</w:t>
-      </w:r>
-      <w:proofErr w:type="gramEnd"/>
-      <w:r>
-        <w:t xml:space="preserve"> pip</w:t>
+      <w:r>
+        <w:t>zsh: command not found: pip</w:t>
       </w:r>
     </w:p>
     <w:p/>
@@ -1447,15 +876,7 @@
     <w:p/>
     <w:p>
       <w:r>
-        <w:t xml:space="preserve">Then start the server with </w:t>
-      </w:r>
-      <w:proofErr w:type="spellStart"/>
-      <w:r>
-        <w:t>Gunicorn</w:t>
-      </w:r>
-      <w:proofErr w:type="spellEnd"/>
-      <w:r>
-        <w:t xml:space="preserve"> </w:t>
+        <w:t xml:space="preserve">Then start the server with Gunicorn </w:t>
       </w:r>
       <w:r>
         <w:t xml:space="preserve">(which is production grade) </w:t>
@@ -1474,415 +895,456 @@
     </w:p>
     <w:p/>
     <w:p>
-      <w:proofErr w:type="spellStart"/>
-      <w:r>
+      <w:r>
+        <w:t>gunicorn -w 4 -b 0.0.0.0:</w:t>
+      </w:r>
+      <w:r>
+        <w:t>8</w:t>
+      </w:r>
+      <w:r>
+        <w:t>000 main:app</w:t>
+      </w:r>
+    </w:p>
+    <w:p>
+      <w:r>
+        <w:t>-w 4 — 4 worker processes (rule of thumb: 2x CPU cores + 1)</w:t>
+      </w:r>
+    </w:p>
+    <w:p>
+      <w:r>
+        <w:t>-b 0.0.0.0:</w:t>
+      </w:r>
+      <w:r>
+        <w:t>8</w:t>
+      </w:r>
+      <w:r>
+        <w:t xml:space="preserve">000 — binds to all interfaces on port </w:t>
+      </w:r>
+      <w:r>
+        <w:t>8</w:t>
+      </w:r>
+      <w:r>
+        <w:t>000</w:t>
+      </w:r>
+    </w:p>
+    <w:p>
+      <w:r>
+        <w:t>main:app — refers to the app object in main.py</w:t>
+      </w:r>
+    </w:p>
+    <w:p/>
+    <w:p>
+      <w:r>
+        <w:t>if you see this error</w:t>
+      </w:r>
+    </w:p>
+    <w:p>
+      <w:r>
+        <w:t>gunicorn -w 4 -b 0.0.0.0:</w:t>
+      </w:r>
+      <w:r>
+        <w:t>8</w:t>
+      </w:r>
+      <w:r>
+        <w:t>000 main:app</w:t>
+      </w:r>
+    </w:p>
+    <w:p>
+      <w:r>
+        <w:t>zsh: command not found: gunicorn</w:t>
+      </w:r>
+    </w:p>
+    <w:p/>
+    <w:p>
+      <w:r>
+        <w:t>Kiro</w:t>
+      </w:r>
+    </w:p>
+    <w:p>
+      <w:r>
+        <w:t>Gunicorn was installed inside your virtual environment but isn't on your PATH. Run it via Python:</w:t>
+      </w:r>
+    </w:p>
+    <w:p>
+      <w:r>
+        <w:t>python3 -m gunicorn -w 4 -b 0.0.0.0:</w:t>
+      </w:r>
+      <w:r>
+        <w:t>8</w:t>
+      </w:r>
+      <w:r>
+        <w:t>000 main:app</w:t>
+      </w:r>
+    </w:p>
+    <w:p>
+      <w:r>
+        <w:t>Or if you're using the .venv in your workspace, activate it first:</w:t>
+      </w:r>
+    </w:p>
+    <w:p/>
+    <w:p>
+      <w:r>
+        <w:t>source .venv/bin/activate</w:t>
+      </w:r>
+    </w:p>
+    <w:p>
+      <w:r>
+        <w:t>gunicorn -w 4 -b 0.0.0.0:</w:t>
+      </w:r>
+      <w:r>
+        <w:t>8</w:t>
+      </w:r>
+      <w:r>
+        <w:t>000 main:app</w:t>
+      </w:r>
+    </w:p>
+    <w:p/>
+    <w:p>
+      <w:r>
+        <w:t xml:space="preserve">or run </w:t>
+      </w:r>
+      <w:r>
+        <w:t>gunicorn -w 4 -b 0.0.0.0:</w:t>
+      </w:r>
+      <w:r>
+        <w:t>8</w:t>
+      </w:r>
+      <w:r>
+        <w:t>000 main:app</w:t>
+      </w:r>
+    </w:p>
+    <w:p>
+      <w:r>
+        <w:t xml:space="preserve"> inside PyCharm editor</w:t>
+      </w:r>
+    </w:p>
+    <w:p/>
+    <w:p>
+      <w:r>
+        <w:t>if you encounter</w:t>
+      </w:r>
+    </w:p>
+    <w:p>
+      <w:r>
+        <w:t>gunicorn -w 4 -b 0.0.0.0:</w:t>
+      </w:r>
+      <w:r>
+        <w:t>8</w:t>
+      </w:r>
+      <w:r>
+        <w:t>000 main:app</w:t>
+      </w:r>
+    </w:p>
+    <w:p>
+      <w:r>
+        <w:t>[2026-04-14 17:31:52 +0200] [45800] [INFO] Starting gunicorn 25.3.0</w:t>
+      </w:r>
+    </w:p>
+    <w:p>
+      <w:r>
+        <w:t xml:space="preserve">[2026-04-14 17:31:52 +0200] [45800] [ERROR] Connection in use: ('0.0.0.0', </w:t>
+      </w:r>
+      <w:r>
+        <w:t>8</w:t>
+      </w:r>
+      <w:r>
+        <w:t>000)</w:t>
+      </w:r>
+    </w:p>
+    <w:p>
+      <w:r>
+        <w:t xml:space="preserve">[2026-04-14 17:31:52 +0200] [45800] [ERROR] connection to ('0.0.0.0', </w:t>
+      </w:r>
+      <w:r>
+        <w:t>8</w:t>
+      </w:r>
+      <w:r>
+        <w:t>000) failed: [Errno 48] Address already in use</w:t>
+      </w:r>
+    </w:p>
+    <w:p/>
+    <w:p>
+      <w:r>
+        <w:t xml:space="preserve">Port </w:t>
+      </w:r>
+      <w:r>
+        <w:t>8</w:t>
+      </w:r>
+      <w:r>
+        <w:t>000 is still occupied by the old Flask dev server. Kill it first:</w:t>
+      </w:r>
+    </w:p>
+    <w:p>
+      <w:r>
+        <w:t>lsof -ti :</w:t>
+      </w:r>
+      <w:r>
+        <w:t>8</w:t>
+      </w:r>
+      <w:r>
+        <w:t>000 | xargs kill -9</w:t>
+      </w:r>
+    </w:p>
+    <w:p>
+      <w:r>
+        <w:t>Then start Gunicorn again:</w:t>
+      </w:r>
+    </w:p>
+    <w:p>
+      <w:r>
+        <w:t>gunicorn -w 4 -b 0.0.0.0:</w:t>
+      </w:r>
+      <w:r>
+        <w:t>8</w:t>
+      </w:r>
+      <w:r>
+        <w:t>000 main:app</w:t>
+      </w:r>
+    </w:p>
+    <w:p/>
+    <w:p>
+      <w:r>
+        <w:t>By default, Gunicorn doesn't auto-reload. Add the --reload flag for that:</w:t>
+      </w:r>
+    </w:p>
+    <w:p>
+      <w:r>
+        <w:t>gunicorn -w 4 -b 0.0.0.0:8000 --reload main:app</w:t>
+      </w:r>
+    </w:p>
+    <w:p>
+      <w:r>
+        <w:t>Keep in mind --reload is meant for development only. In production you'd drop that flag and handle restarts via a process manager like systemd or supervisor.</w:t>
+      </w:r>
+    </w:p>
+    <w:p/>
+    <w:p>
+      <w:r>
+        <w:t>The relationship:</w:t>
+      </w:r>
+    </w:p>
+    <w:p>
+      <w:r>
+        <w:t>Gunicorn (Server) → runs → Flask Application (Web Framework)</w:t>
+      </w:r>
+    </w:p>
+    <w:p>
+      <w:r>
+        <w:t>In your project:</w:t>
+      </w:r>
+    </w:p>
+    <w:p>
+      <w:r>
+        <w:lastRenderedPageBreak/>
+        <w:t>Your main.py creates a Flask app</w:t>
+      </w:r>
+    </w:p>
+    <w:p>
+      <w:r>
+        <w:t>In development, you might run: python main.py (uses Flask's dev server on port 8000)</w:t>
+      </w:r>
+    </w:p>
+    <w:p>
+      <w:r>
+        <w:t>In production, you'd run: gunicorn main:app (uses Gunicorn to serve the Flask app)</w:t>
+      </w:r>
+    </w:p>
+    <w:p>
+      <w:r>
+        <w:t>So the answer: Yes, Flask is required because that's what creates your API endpoints and application logic. Gunicorn is just a better way to run it in production.</w:t>
+      </w:r>
+    </w:p>
+    <w:p/>
+    <w:p>
+      <w:pPr>
+        <w:pStyle w:val="HTMLPreformatted"/>
+        <w:shd w:val="clear" w:color="auto" w:fill="191A1C"/>
+        <w:rPr>
+          <w:color w:val="BCBEC4"/>
+        </w:rPr>
+      </w:pPr>
+      <w:r>
+        <w:rPr>
+          <w:color w:val="BCBEC4"/>
+        </w:rPr>
+        <w:t>uvicorn main:app --port 8000 --reload</w:t>
+      </w:r>
+    </w:p>
+    <w:p/>
+    <w:p/>
+    <w:p>
+      <w:r>
+        <w:t>is uvicorn better than gunicorn, can uvicorn handle millions of user request</w:t>
+      </w:r>
+    </w:p>
+    <w:p/>
+    <w:p>
+      <w:r>
+        <w:t>Kiro</w:t>
+      </w:r>
+    </w:p>
+    <w:p>
+      <w:r>
+        <w:t>Neither alone — the real answer is both together.</w:t>
+      </w:r>
+    </w:p>
+    <w:p/>
+    <w:p>
+      <w:r>
+        <w:t>Uvicorn vs Gunicorn solo:</w:t>
+      </w:r>
+    </w:p>
+    <w:p/>
+    <w:p>
+      <w:r>
+        <w:t>Uvicorn is an ASGI server — async, fast, handles thousands of concurrent connections per process efficiently. But it's single-process by default.</w:t>
+      </w:r>
+    </w:p>
+    <w:p>
+      <w:r>
+        <w:t>Gunicorn is a WSGI process manager — great at spawning and managing multiple worker processes, but traditionally sync. Not designed for async apps.</w:t>
+      </w:r>
+    </w:p>
+    <w:p>
+      <w:r>
+        <w:t>The production-grade combo: Gunicorn + Uvicorn workers</w:t>
+      </w:r>
+    </w:p>
+    <w:p/>
+    <w:p>
+      <w:r>
+        <w:t>gunicorn main:app -w 4 -k uvicorn.workers.UvicornWorker --bind 0.0.0.0:8000</w:t>
+      </w:r>
+    </w:p>
+    <w:p>
+      <w:r>
+        <w:t>This gives you:</w:t>
+      </w:r>
+    </w:p>
+    <w:p/>
+    <w:p>
+      <w:r>
+        <w:t>Gunicorn managing multiple processes (the -w 4 workers)</w:t>
+      </w:r>
+    </w:p>
+    <w:p>
+      <w:r>
+        <w:t>Each worker running Uvicorn's async engine</w:t>
+      </w:r>
+    </w:p>
+    <w:p>
+      <w:r>
+        <w:lastRenderedPageBreak/>
+        <w:t>Best of both worlds — process isolation + async concurrency</w:t>
+      </w:r>
+    </w:p>
+    <w:p>
+      <w:r>
+        <w:t>Can it handle millions of users?</w:t>
+      </w:r>
+    </w:p>
+    <w:p/>
+    <w:p>
+      <w:r>
+        <w:t>Yes, but the server is rarely the bottleneck. What actually limits you at scale:</w:t>
+      </w:r>
+    </w:p>
+    <w:p/>
+    <w:p>
+      <w:r>
+        <w:t>DB connection pooling — your current db.py opens a new connection per request, that'll collapse under load. You'd want a pool like asyncpg with asyncio or SQLAlchemy async.</w:t>
+      </w:r>
+    </w:p>
+    <w:p>
+      <w:r>
+        <w:t>Horizontal scaling — run multiple instances behind a load balancer (Nginx, AWS ALB, etc.)</w:t>
+      </w:r>
+    </w:p>
+    <w:p>
+      <w:r>
+        <w:t>Caching — Redis in front of hot endpoints</w:t>
+      </w:r>
+    </w:p>
+    <w:p>
+      <w:r>
+        <w:t>The number of workers — rule of thumb is (2 × CPU cores) + 1</w:t>
+      </w:r>
+    </w:p>
+    <w:p>
+      <w:r>
+        <w:t>For your current setup, update requirements.txt to add gunicorn back:</w:t>
+      </w:r>
+    </w:p>
+    <w:p/>
+    <w:p>
+      <w:pPr>
+        <w:rPr>
+          <w:lang w:val="sv-SE"/>
+        </w:rPr>
+      </w:pPr>
+      <w:r>
+        <w:rPr>
+          <w:lang w:val="sv-SE"/>
+        </w:rPr>
+        <w:t>fastapi</w:t>
+      </w:r>
+    </w:p>
+    <w:p>
+      <w:pPr>
+        <w:rPr>
+          <w:lang w:val="sv-SE"/>
+        </w:rPr>
+      </w:pPr>
+      <w:r>
+        <w:rPr>
+          <w:lang w:val="sv-SE"/>
+        </w:rPr>
+        <w:t>uvicorn[standard]</w:t>
+      </w:r>
+    </w:p>
+    <w:p>
+      <w:pPr>
+        <w:rPr>
+          <w:lang w:val="sv-SE"/>
+        </w:rPr>
+      </w:pPr>
+      <w:r>
+        <w:rPr>
+          <w:lang w:val="sv-SE"/>
+        </w:rPr>
         <w:t>gunicorn</w:t>
       </w:r>
-      <w:proofErr w:type="spellEnd"/>
-      <w:r>
-        <w:t xml:space="preserve"> -w 4 -b 0.0.0.0:</w:t>
-      </w:r>
-      <w:r>
-        <w:t>8</w:t>
-      </w:r>
-      <w:r>
-        <w:t xml:space="preserve">000 </w:t>
-      </w:r>
-      <w:proofErr w:type="spellStart"/>
-      <w:r>
-        <w:t>main:app</w:t>
-      </w:r>
-      <w:proofErr w:type="spellEnd"/>
-    </w:p>
-    <w:p>
-      <w:r>
-        <w:t>-w 4 — 4 worker processes (rule of thumb: 2x CPU cores + 1)</w:t>
-      </w:r>
-    </w:p>
-    <w:p>
-      <w:r>
-        <w:t>-b 0.0.0.0:</w:t>
-      </w:r>
-      <w:r>
-        <w:t>8</w:t>
-      </w:r>
-      <w:r>
-        <w:t xml:space="preserve">000 — binds to all interfaces on port </w:t>
-      </w:r>
-      <w:r>
-        <w:t>8</w:t>
-      </w:r>
-      <w:r>
-        <w:t>000</w:t>
-      </w:r>
-    </w:p>
-    <w:p>
-      <w:proofErr w:type="spellStart"/>
-      <w:r>
-        <w:t>main:app</w:t>
-      </w:r>
-      <w:proofErr w:type="spellEnd"/>
-      <w:r>
-        <w:t xml:space="preserve"> — refers to the app object in main.py</w:t>
-      </w:r>
-    </w:p>
-    <w:p/>
-    <w:p>
-      <w:r>
-        <w:t>if you see this error</w:t>
-      </w:r>
-    </w:p>
-    <w:p>
-      <w:proofErr w:type="spellStart"/>
-      <w:r>
-        <w:t>gunicorn</w:t>
-      </w:r>
-      <w:proofErr w:type="spellEnd"/>
-      <w:r>
-        <w:t xml:space="preserve"> -w 4 -b 0.0.0.0:</w:t>
-      </w:r>
-      <w:r>
-        <w:t>8</w:t>
-      </w:r>
-      <w:r>
-        <w:t xml:space="preserve">000 </w:t>
-      </w:r>
-      <w:proofErr w:type="spellStart"/>
-      <w:r>
-        <w:t>main:app</w:t>
-      </w:r>
-      <w:proofErr w:type="spellEnd"/>
-    </w:p>
-    <w:p>
-      <w:proofErr w:type="spellStart"/>
-      <w:r>
-        <w:t>zsh</w:t>
-      </w:r>
-      <w:proofErr w:type="spellEnd"/>
-      <w:r>
-        <w:t xml:space="preserve">: command not found: </w:t>
-      </w:r>
-      <w:proofErr w:type="spellStart"/>
-      <w:r>
-        <w:t>gunicorn</w:t>
-      </w:r>
-      <w:proofErr w:type="spellEnd"/>
-    </w:p>
-    <w:p/>
-    <w:p>
-      <w:r>
-        <w:t>Kiro</w:t>
-      </w:r>
-    </w:p>
-    <w:p>
-      <w:proofErr w:type="spellStart"/>
-      <w:r>
-        <w:t>Gunicorn</w:t>
-      </w:r>
-      <w:proofErr w:type="spellEnd"/>
-      <w:r>
-        <w:t xml:space="preserve"> was installed inside your virtual environment but isn't on your PATH. Run it via Python:</w:t>
-      </w:r>
-    </w:p>
-    <w:p>
-      <w:r>
-        <w:t xml:space="preserve">python3 -m </w:t>
-      </w:r>
-      <w:proofErr w:type="spellStart"/>
-      <w:r>
-        <w:t>gunicorn</w:t>
-      </w:r>
-      <w:proofErr w:type="spellEnd"/>
-      <w:r>
-        <w:t xml:space="preserve"> -w 4 -b 0.0.0.0:</w:t>
-      </w:r>
-      <w:r>
-        <w:t>8</w:t>
-      </w:r>
-      <w:r>
-        <w:t xml:space="preserve">000 </w:t>
-      </w:r>
-      <w:proofErr w:type="spellStart"/>
-      <w:r>
-        <w:t>main:app</w:t>
-      </w:r>
-      <w:proofErr w:type="spellEnd"/>
-    </w:p>
-    <w:p>
-      <w:r>
-        <w:t xml:space="preserve">Or if you're using </w:t>
-      </w:r>
-      <w:proofErr w:type="gramStart"/>
-      <w:r>
-        <w:t>the .</w:t>
-      </w:r>
-      <w:proofErr w:type="spellStart"/>
-      <w:r>
-        <w:t>venv</w:t>
-      </w:r>
-      <w:proofErr w:type="spellEnd"/>
-      <w:proofErr w:type="gramEnd"/>
-      <w:r>
-        <w:t xml:space="preserve"> in your workspace, activate it first:</w:t>
-      </w:r>
-    </w:p>
-    <w:p/>
-    <w:p>
-      <w:proofErr w:type="gramStart"/>
-      <w:r>
-        <w:t>source .</w:t>
-      </w:r>
-      <w:proofErr w:type="spellStart"/>
-      <w:r>
-        <w:t>venv</w:t>
-      </w:r>
-      <w:proofErr w:type="spellEnd"/>
-      <w:proofErr w:type="gramEnd"/>
-      <w:r>
-        <w:t>/bin/activate</w:t>
-      </w:r>
-    </w:p>
-    <w:p>
-      <w:proofErr w:type="spellStart"/>
-      <w:r>
-        <w:t>gunicorn</w:t>
-      </w:r>
-      <w:proofErr w:type="spellEnd"/>
-      <w:r>
-        <w:t xml:space="preserve"> -w 4 -b 0.0.0.0:</w:t>
-      </w:r>
-      <w:r>
-        <w:t>8</w:t>
-      </w:r>
-      <w:r>
-        <w:t xml:space="preserve">000 </w:t>
-      </w:r>
-      <w:proofErr w:type="spellStart"/>
-      <w:r>
-        <w:t>main:app</w:t>
-      </w:r>
-      <w:proofErr w:type="spellEnd"/>
-    </w:p>
-    <w:p/>
-    <w:p>
-      <w:r>
-        <w:t xml:space="preserve">or run </w:t>
-      </w:r>
-      <w:proofErr w:type="spellStart"/>
-      <w:r>
-        <w:t>gunicorn</w:t>
-      </w:r>
-      <w:proofErr w:type="spellEnd"/>
-      <w:r>
-        <w:t xml:space="preserve"> -w 4 -b 0.0.0.0:</w:t>
-      </w:r>
-      <w:r>
-        <w:t>8</w:t>
-      </w:r>
-      <w:r>
-        <w:t xml:space="preserve">000 </w:t>
-      </w:r>
-      <w:proofErr w:type="spellStart"/>
-      <w:r>
-        <w:t>main:app</w:t>
-      </w:r>
-      <w:proofErr w:type="spellEnd"/>
-    </w:p>
-    <w:p>
-      <w:r>
-        <w:t xml:space="preserve"> inside PyCharm editor</w:t>
-      </w:r>
-    </w:p>
-    <w:p/>
-    <w:p>
-      <w:r>
-        <w:t>if you encounter</w:t>
-      </w:r>
-    </w:p>
-    <w:p>
-      <w:proofErr w:type="spellStart"/>
-      <w:r>
-        <w:t>gunicorn</w:t>
-      </w:r>
-      <w:proofErr w:type="spellEnd"/>
-      <w:r>
-        <w:t xml:space="preserve"> -w 4 -b 0.0.0.0:</w:t>
-      </w:r>
-      <w:r>
-        <w:t>8</w:t>
-      </w:r>
-      <w:r>
-        <w:t xml:space="preserve">000 </w:t>
-      </w:r>
-      <w:proofErr w:type="spellStart"/>
-      <w:r>
-        <w:t>main:app</w:t>
-      </w:r>
-      <w:proofErr w:type="spellEnd"/>
-    </w:p>
-    <w:p>
-      <w:r>
-        <w:t xml:space="preserve">[2026-04-14 17:31:52 +0200] [45800] [INFO] Starting </w:t>
-      </w:r>
-      <w:proofErr w:type="spellStart"/>
-      <w:r>
-        <w:t>gunicorn</w:t>
-      </w:r>
-      <w:proofErr w:type="spellEnd"/>
-      <w:r>
-        <w:t xml:space="preserve"> 25.3.0</w:t>
-      </w:r>
-    </w:p>
-    <w:p>
-      <w:r>
-        <w:t xml:space="preserve">[2026-04-14 17:31:52 +0200] [45800] [ERROR] Connection in use: ('0.0.0.0', </w:t>
-      </w:r>
-      <w:r>
-        <w:t>8</w:t>
-      </w:r>
-      <w:r>
-        <w:t>000)</w:t>
-      </w:r>
-    </w:p>
-    <w:p>
-      <w:r>
-        <w:t xml:space="preserve">[2026-04-14 17:31:52 +0200] [45800] [ERROR] connection to ('0.0.0.0', </w:t>
-      </w:r>
-      <w:r>
-        <w:t>8</w:t>
-      </w:r>
-      <w:r>
-        <w:t>000) failed: [</w:t>
-      </w:r>
-      <w:proofErr w:type="spellStart"/>
-      <w:r>
-        <w:t>Errno</w:t>
-      </w:r>
-      <w:proofErr w:type="spellEnd"/>
-      <w:r>
-        <w:t xml:space="preserve"> 48] Address already in use</w:t>
-      </w:r>
-    </w:p>
-    <w:p/>
-    <w:p>
-      <w:r>
-        <w:t xml:space="preserve">Port </w:t>
-      </w:r>
-      <w:r>
-        <w:t>8</w:t>
-      </w:r>
-      <w:r>
-        <w:t>000 is still occupied by the old Flask dev server. Kill it first:</w:t>
-      </w:r>
-    </w:p>
-    <w:p>
-      <w:proofErr w:type="spellStart"/>
-      <w:r>
-        <w:t>lsof</w:t>
-      </w:r>
-      <w:proofErr w:type="spellEnd"/>
-      <w:r>
-        <w:t xml:space="preserve"> -</w:t>
-      </w:r>
-      <w:proofErr w:type="spellStart"/>
-      <w:r>
-        <w:t>ti</w:t>
-      </w:r>
-      <w:proofErr w:type="spellEnd"/>
-      <w:r>
-        <w:t xml:space="preserve"> :</w:t>
-      </w:r>
-      <w:r>
-        <w:t>8</w:t>
-      </w:r>
-      <w:r>
-        <w:t xml:space="preserve">000 | </w:t>
-      </w:r>
-      <w:proofErr w:type="spellStart"/>
-      <w:r>
-        <w:t>xargs</w:t>
-      </w:r>
-      <w:proofErr w:type="spellEnd"/>
-      <w:r>
-        <w:t xml:space="preserve"> kill -9</w:t>
-      </w:r>
-    </w:p>
-    <w:p>
-      <w:r>
-        <w:t xml:space="preserve">Then start </w:t>
-      </w:r>
-      <w:proofErr w:type="spellStart"/>
-      <w:r>
-        <w:t>Gunicorn</w:t>
-      </w:r>
-      <w:proofErr w:type="spellEnd"/>
-      <w:r>
-        <w:t xml:space="preserve"> again:</w:t>
-      </w:r>
-    </w:p>
-    <w:p>
-      <w:proofErr w:type="spellStart"/>
-      <w:r>
-        <w:t>gunicorn</w:t>
-      </w:r>
-      <w:proofErr w:type="spellEnd"/>
-      <w:r>
-        <w:t xml:space="preserve"> -w 4 -b 0.0.0.0:</w:t>
-      </w:r>
-      <w:r>
-        <w:t>8</w:t>
-      </w:r>
-      <w:r>
-        <w:t xml:space="preserve">000 </w:t>
-      </w:r>
-      <w:proofErr w:type="spellStart"/>
-      <w:r>
-        <w:t>main:app</w:t>
-      </w:r>
-      <w:proofErr w:type="spellEnd"/>
-    </w:p>
-    <w:p/>
-    <w:p>
-      <w:r>
-        <w:t xml:space="preserve">By default, </w:t>
-      </w:r>
-      <w:proofErr w:type="spellStart"/>
-      <w:r>
-        <w:t>Gunicorn</w:t>
-      </w:r>
-      <w:proofErr w:type="spellEnd"/>
-      <w:r>
-        <w:t xml:space="preserve"> doesn't auto-reload. Add the --reload flag for that:</w:t>
-      </w:r>
-    </w:p>
-    <w:p>
-      <w:proofErr w:type="spellStart"/>
-      <w:r>
-        <w:t>gunicorn</w:t>
-      </w:r>
-      <w:proofErr w:type="spellEnd"/>
-      <w:r>
-        <w:t xml:space="preserve"> -w 4 -b 0.0.0.0:8000 --reload </w:t>
-      </w:r>
-      <w:proofErr w:type="spellStart"/>
-      <w:r>
-        <w:t>main:app</w:t>
-      </w:r>
-      <w:proofErr w:type="spellEnd"/>
-    </w:p>
-    <w:p>
-      <w:r>
-        <w:t xml:space="preserve">Keep in mind --reload is meant for development only. In production you'd drop that flag and handle restarts via a process manager like </w:t>
-      </w:r>
-      <w:proofErr w:type="spellStart"/>
-      <w:r>
-        <w:t>systemd</w:t>
-      </w:r>
-      <w:proofErr w:type="spellEnd"/>
-      <w:r>
-        <w:t xml:space="preserve"> or supervisor.</w:t>
-      </w:r>
-    </w:p>
+    </w:p>
+    <w:p>
+      <w:pPr>
+        <w:rPr>
+          <w:lang w:val="sv-SE"/>
+        </w:rPr>
+      </w:pPr>
+      <w:r>
+        <w:rPr>
+          <w:lang w:val="sv-SE"/>
+        </w:rPr>
+        <w:t>python-dotenv</w:t>
+      </w:r>
+    </w:p>
+    <w:p>
+      <w:r>
+        <w:t>mysql-connector-python</w:t>
+      </w:r>
+    </w:p>
+    <w:p>
+      <w:r>
+        <w:t>psycopg2-binary</w:t>
+      </w:r>
+    </w:p>
+    <w:p>
+      <w:r>
+        <w:t>And run with the combo command above in production. Keep uvicorn main:app --reload for local dev only.</w:t>
+      </w:r>
+    </w:p>
+    <w:p/>
+    <w:p/>
     <w:sectPr>
       <w:pgSz w:w="12240" w:h="15840"/>
       <w:pgMar w:top="1440" w:right="1440" w:bottom="1440" w:left="1440" w:header="720" w:footer="720" w:gutter="0"/>
